--- a/附录C_奇点报错进阶解决方案.docx
+++ b/附录C_奇点报错进阶解决方案.docx
@@ -134,7 +134,7 @@
           <w:b w:val="0"/>
           <w:sz w:val="21"/>
         </w:rPr>
-        <w:t>分域初始化虽然消除了边界处的虚假膨胀波，但泄漏孔口处仍然存在一个瞬时压力阶跃：</w:t>
+        <w:t>分域初始化虽然消除了外部空气域整体高压向边界泄压的虚假流动，但如果管道域在 t=0 已经设为 p_in、外部域设为 p_atm，那么泄漏孔口处仍存在瞬时压力阶跃：</w:t>
       </w:r>
     </w:p>
     <w:p>
@@ -148,7 +148,21 @@
           <w:rFonts w:ascii="Consolas" w:hAnsi="Consolas"/>
           <w:sz w:val="18"/>
         </w:rPr>
-        <w:t>管道侧：p_in（高压）  &lt;—— 泄漏孔口 ——&gt;  外部侧：p_atm（大气压）</w:t>
+        <w:t>管道侧：p_in（高压）  --&gt;  泄漏孔口  --&gt;  外部侧：p_atm（大气压）</w:t>
+      </w:r>
+    </w:p>
+    <w:p>
+      <w:pPr>
+        <w:spacing w:line="360" w:lineRule="auto"/>
+        <w:ind w:firstLine="420"/>
+      </w:pPr>
+      <w:r>
+        <w:rPr>
+          <w:rFonts w:ascii="宋体" w:hAnsi="宋体" w:eastAsia="宋体"/>
+          <w:b w:val="0"/>
+          <w:sz w:val="21"/>
+        </w:rPr>
+        <w:t>在 0.6 MPa 表压目标工况下，入口绝对压力约为 0.701 MPa，外界约为 0.101 MPa，压力比约为 6.92。如此剧烈的压力跃变会在初始时刻形成强膨胀扇、激波和局部高梯度。若泄漏孔与管壁交界处还存在 90° 尖角，速度、压力和温度梯度会进一步集中，导致非线性迭代极难通过。</w:t>
       </w:r>
     </w:p>
     <w:p>
@@ -162,7 +176,7 @@
           <w:b/>
           <w:sz w:val="21"/>
         </w:rPr>
-        <w:t>在 t=0 时刻，压力比可达 6.92（ramp=1.0 时），如此剧烈的压力跃变瞬间形成强激波和膨胀扇，产生数值奇点。再加上泄漏孔与管壁交界处的 90° 尖角几何奇点（速度梯度趋于无穷），两个因素叠加导致求解器彻底无法通过该时刻。</w:t>
+        <w:t>因此，当前问题通常不是"COMSOL 算力不够"，而是初始条件和几何条件共同制造了一个比真实缓慢升压过程更强的非物理瞬态。</w:t>
       </w:r>
     </w:p>
     <w:p>
@@ -174,7 +188,348 @@
           <w:rFonts w:ascii="黑体" w:hAnsi="黑体" w:eastAsia="黑体"/>
           <w:color w:val="000000"/>
         </w:rPr>
-        <w:t>C.3  终极解决方案：零压差启动 + 动态加载 + 圆角修正</w:t>
+        <w:t>C.3  推荐总体策略</w:t>
+      </w:r>
+    </w:p>
+    <w:tbl>
+      <w:tblPr>
+        <w:tblStyle w:val="TableGrid"/>
+        <w:tblW w:type="auto" w:w="0"/>
+        <w:jc w:val="center"/>
+        <w:tblLook w:firstColumn="1" w:firstRow="1" w:lastColumn="0" w:lastRow="0" w:noHBand="0" w:noVBand="1" w:val="04A0"/>
+      </w:tblPr>
+      <w:tblGrid>
+        <w:gridCol w:w="2882"/>
+        <w:gridCol w:w="2882"/>
+        <w:gridCol w:w="2882"/>
+      </w:tblGrid>
+      <w:tr>
+        <w:tc>
+          <w:tcPr>
+            <w:tcW w:type="dxa" w:w="2882"/>
+            <w:shd w:fill="D9E2F3" w:val="clear"/>
+          </w:tcPr>
+          <w:p>
+            <w:r/>
+            <w:r>
+              <w:rPr>
+                <w:rFonts w:ascii="宋体" w:hAnsi="宋体" w:eastAsia="宋体"/>
+                <w:b/>
+                <w:sz w:val="18"/>
+              </w:rPr>
+              <w:t>策略</w:t>
+            </w:r>
+          </w:p>
+        </w:tc>
+        <w:tc>
+          <w:tcPr>
+            <w:tcW w:type="dxa" w:w="2882"/>
+            <w:shd w:fill="D9E2F3" w:val="clear"/>
+          </w:tcPr>
+          <w:p>
+            <w:r/>
+            <w:r>
+              <w:rPr>
+                <w:rFonts w:ascii="宋体" w:hAnsi="宋体" w:eastAsia="宋体"/>
+                <w:b/>
+                <w:sz w:val="18"/>
+              </w:rPr>
+              <w:t>核心目的</w:t>
+            </w:r>
+          </w:p>
+        </w:tc>
+        <w:tc>
+          <w:tcPr>
+            <w:tcW w:type="dxa" w:w="2882"/>
+            <w:shd w:fill="D9E2F3" w:val="clear"/>
+          </w:tcPr>
+          <w:p>
+            <w:r/>
+            <w:r>
+              <w:rPr>
+                <w:rFonts w:ascii="宋体" w:hAnsi="宋体" w:eastAsia="宋体"/>
+                <w:b/>
+                <w:sz w:val="18"/>
+              </w:rPr>
+              <w:t>处理方式</w:t>
+            </w:r>
+          </w:p>
+        </w:tc>
+      </w:tr>
+      <w:tr>
+        <w:tc>
+          <w:tcPr>
+            <w:tcW w:type="dxa" w:w="2882"/>
+          </w:tcPr>
+          <w:p>
+            <w:r/>
+            <w:r>
+              <w:rPr>
+                <w:rFonts w:ascii="宋体" w:hAnsi="宋体" w:eastAsia="宋体"/>
+                <w:b w:val="0"/>
+                <w:sz w:val="18"/>
+              </w:rPr>
+              <w:t>全域零压差初始化</w:t>
+            </w:r>
+          </w:p>
+        </w:tc>
+        <w:tc>
+          <w:tcPr>
+            <w:tcW w:type="dxa" w:w="2882"/>
+          </w:tcPr>
+          <w:p>
+            <w:r/>
+            <w:r>
+              <w:rPr>
+                <w:rFonts w:ascii="宋体" w:hAnsi="宋体" w:eastAsia="宋体"/>
+                <w:b w:val="0"/>
+                <w:sz w:val="18"/>
+              </w:rPr>
+              <w:t>消除 t=0 时刻压力不连续</w:t>
+            </w:r>
+          </w:p>
+        </w:tc>
+        <w:tc>
+          <w:tcPr>
+            <w:tcW w:type="dxa" w:w="2882"/>
+          </w:tcPr>
+          <w:p>
+            <w:r/>
+            <w:r>
+              <w:rPr>
+                <w:rFonts w:ascii="宋体" w:hAnsi="宋体" w:eastAsia="宋体"/>
+                <w:b w:val="0"/>
+                <w:sz w:val="18"/>
+              </w:rPr>
+              <w:t>所有流体域初始 p=p_atm, T=T0, u=v=0</w:t>
+            </w:r>
+          </w:p>
+        </w:tc>
+      </w:tr>
+      <w:tr>
+        <w:tc>
+          <w:tcPr>
+            <w:tcW w:type="dxa" w:w="2882"/>
+          </w:tcPr>
+          <w:p>
+            <w:r/>
+            <w:r>
+              <w:rPr>
+                <w:rFonts w:ascii="宋体" w:hAnsi="宋体" w:eastAsia="宋体"/>
+                <w:b w:val="0"/>
+                <w:sz w:val="18"/>
+              </w:rPr>
+              <w:t>入口压力平滑动态加载</w:t>
+            </w:r>
+          </w:p>
+        </w:tc>
+        <w:tc>
+          <w:tcPr>
+            <w:tcW w:type="dxa" w:w="2882"/>
+          </w:tcPr>
+          <w:p>
+            <w:r/>
+            <w:r>
+              <w:rPr>
+                <w:rFonts w:ascii="宋体" w:hAnsi="宋体" w:eastAsia="宋体"/>
+                <w:b w:val="0"/>
+                <w:sz w:val="18"/>
+              </w:rPr>
+              <w:t>避免压力阶跃激发强冲击</w:t>
+            </w:r>
+          </w:p>
+        </w:tc>
+        <w:tc>
+          <w:tcPr>
+            <w:tcW w:type="dxa" w:w="2882"/>
+          </w:tcPr>
+          <w:p>
+            <w:r/>
+            <w:r>
+              <w:rPr>
+                <w:rFonts w:ascii="宋体" w:hAnsi="宋体" w:eastAsia="宋体"/>
+                <w:b w:val="0"/>
+                <w:sz w:val="18"/>
+              </w:rPr>
+              <w:t>入口压力随时间从 p_atm 平滑升至 p_atm+p_gauge</w:t>
+            </w:r>
+          </w:p>
+        </w:tc>
+      </w:tr>
+      <w:tr>
+        <w:tc>
+          <w:tcPr>
+            <w:tcW w:type="dxa" w:w="2882"/>
+          </w:tcPr>
+          <w:p>
+            <w:r/>
+            <w:r>
+              <w:rPr>
+                <w:rFonts w:ascii="宋体" w:hAnsi="宋体" w:eastAsia="宋体"/>
+                <w:b w:val="0"/>
+                <w:sz w:val="18"/>
+              </w:rPr>
+              <w:t>泄漏孔口圆角处理</w:t>
+            </w:r>
+          </w:p>
+        </w:tc>
+        <w:tc>
+          <w:tcPr>
+            <w:tcW w:type="dxa" w:w="2882"/>
+          </w:tcPr>
+          <w:p>
+            <w:r/>
+            <w:r>
+              <w:rPr>
+                <w:rFonts w:ascii="宋体" w:hAnsi="宋体" w:eastAsia="宋体"/>
+                <w:b w:val="0"/>
+                <w:sz w:val="18"/>
+              </w:rPr>
+              <w:t>消除 90° 几何尖角</w:t>
+            </w:r>
+          </w:p>
+        </w:tc>
+        <w:tc>
+          <w:tcPr>
+            <w:tcW w:type="dxa" w:w="2882"/>
+          </w:tcPr>
+          <w:p>
+            <w:r/>
+            <w:r>
+              <w:rPr>
+                <w:rFonts w:ascii="宋体" w:hAnsi="宋体" w:eastAsia="宋体"/>
+                <w:b w:val="0"/>
+                <w:sz w:val="18"/>
+              </w:rPr>
+              <w:t>泄漏孔四角添加 r_fillet=d/40</w:t>
+            </w:r>
+          </w:p>
+        </w:tc>
+      </w:tr>
+      <w:tr>
+        <w:tc>
+          <w:tcPr>
+            <w:tcW w:type="dxa" w:w="2882"/>
+          </w:tcPr>
+          <w:p>
+            <w:r/>
+            <w:r>
+              <w:rPr>
+                <w:rFonts w:ascii="宋体" w:hAnsi="宋体" w:eastAsia="宋体"/>
+                <w:b w:val="0"/>
+                <w:sz w:val="18"/>
+              </w:rPr>
+              <w:t>限制时间步和 BDF 阶数</w:t>
+            </w:r>
+          </w:p>
+        </w:tc>
+        <w:tc>
+          <w:tcPr>
+            <w:tcW w:type="dxa" w:w="2882"/>
+          </w:tcPr>
+          <w:p>
+            <w:r/>
+            <w:r>
+              <w:rPr>
+                <w:rFonts w:ascii="宋体" w:hAnsi="宋体" w:eastAsia="宋体"/>
+                <w:b w:val="0"/>
+                <w:sz w:val="18"/>
+              </w:rPr>
+              <w:t>避免跳过初始快速变化</w:t>
+            </w:r>
+          </w:p>
+        </w:tc>
+        <w:tc>
+          <w:tcPr>
+            <w:tcW w:type="dxa" w:w="2882"/>
+          </w:tcPr>
+          <w:p>
+            <w:r/>
+            <w:r>
+              <w:rPr>
+                <w:rFonts w:ascii="宋体" w:hAnsi="宋体" w:eastAsia="宋体"/>
+                <w:b w:val="0"/>
+                <w:sz w:val="18"/>
+              </w:rPr>
+              <w:t>初始步 1e-9~1e-8, 最大步 1e-7~5e-7, BDF 1~2</w:t>
+            </w:r>
+          </w:p>
+        </w:tc>
+      </w:tr>
+      <w:tr>
+        <w:tc>
+          <w:tcPr>
+            <w:tcW w:type="dxa" w:w="2882"/>
+          </w:tcPr>
+          <w:p>
+            <w:r/>
+            <w:r>
+              <w:rPr>
+                <w:rFonts w:ascii="宋体" w:hAnsi="宋体" w:eastAsia="宋体"/>
+                <w:b w:val="0"/>
+                <w:sz w:val="18"/>
+              </w:rPr>
+              <w:t>阶段化计算</w:t>
+            </w:r>
+          </w:p>
+        </w:tc>
+        <w:tc>
+          <w:tcPr>
+            <w:tcW w:type="dxa" w:w="2882"/>
+          </w:tcPr>
+          <w:p>
+            <w:r/>
+            <w:r>
+              <w:rPr>
+                <w:rFonts w:ascii="宋体" w:hAnsi="宋体" w:eastAsia="宋体"/>
+                <w:b w:val="0"/>
+                <w:sz w:val="18"/>
+              </w:rPr>
+              <w:t>先跑通早期瞬态</w:t>
+            </w:r>
+          </w:p>
+        </w:tc>
+        <w:tc>
+          <w:tcPr>
+            <w:tcW w:type="dxa" w:w="2882"/>
+          </w:tcPr>
+          <w:p>
+            <w:r/>
+            <w:r>
+              <w:rPr>
+                <w:rFonts w:ascii="宋体" w:hAnsi="宋体" w:eastAsia="宋体"/>
+                <w:b w:val="0"/>
+                <w:sz w:val="18"/>
+              </w:rPr>
+              <w:t>先算 0~2e-4 s，再覆盖加载完成后阶段</w:t>
+            </w:r>
+          </w:p>
+        </w:tc>
+      </w:tr>
+    </w:tbl>
+    <w:p/>
+    <w:p>
+      <w:pPr>
+        <w:pStyle w:val="Heading1"/>
+      </w:pPr>
+      <w:r>
+        <w:rPr>
+          <w:rFonts w:ascii="黑体" w:hAnsi="黑体" w:eastAsia="黑体"/>
+          <w:color w:val="000000"/>
+        </w:rPr>
+        <w:t>C.4  具体操作步骤</w:t>
+      </w:r>
+    </w:p>
+    <w:p>
+      <w:pPr>
+        <w:pStyle w:val="Heading2"/>
+      </w:pPr>
+      <w:r>
+        <w:rPr>
+          <w:rFonts w:ascii="黑体" w:hAnsi="黑体" w:eastAsia="黑体"/>
+          <w:color w:val="000000"/>
+        </w:rPr>
+        <w:t>C.4.1  第一步：全域零压差初始化</w:t>
       </w:r>
     </w:p>
     <w:p>
@@ -188,33 +543,7 @@
           <w:b w:val="0"/>
           <w:sz w:val="21"/>
         </w:rPr>
-        <w:t>此方案同时消除三个奇点来源：初始压力不连续、边界压力不一致和几何尖角。</w:t>
-      </w:r>
-    </w:p>
-    <w:p>
-      <w:pPr>
-        <w:pStyle w:val="Heading2"/>
-      </w:pPr>
-      <w:r>
-        <w:rPr>
-          <w:rFonts w:ascii="黑体" w:hAnsi="黑体" w:eastAsia="黑体"/>
-          <w:color w:val="000000"/>
-        </w:rPr>
-        <w:t>第一步：全域零压差初始化</w:t>
-      </w:r>
-    </w:p>
-    <w:p>
-      <w:pPr>
-        <w:spacing w:line="360" w:lineRule="auto"/>
-        <w:ind w:firstLine="420"/>
-      </w:pPr>
-      <w:r>
-        <w:rPr>
-          <w:rFonts w:ascii="宋体" w:hAnsi="宋体" w:eastAsia="宋体"/>
-          <w:b w:val="0"/>
-          <w:sz w:val="21"/>
-        </w:rPr>
-        <w:t>将所有域（管道、泄漏孔、外部空间）的初始压力全部设为 p_atm：</w:t>
+        <w:t>将所有流体域（管道内部、泄漏孔通道、外部空气域）在 t=0 时刻统一设为大气压。整个计算域初始无压差、无流动、无压力不连续。</w:t>
       </w:r>
     </w:p>
     <w:tbl>
@@ -361,7 +690,7 @@
                 <w:b w:val="0"/>
                 <w:sz w:val="18"/>
               </w:rPr>
-              <w:t>0</w:t>
+              <w:t>u=0, v=0</w:t>
             </w:r>
           </w:p>
         </w:tc>
@@ -427,7 +756,7 @@
                 <w:b w:val="0"/>
                 <w:sz w:val="18"/>
               </w:rPr>
-              <w:t>0</w:t>
+              <w:t>u=0, v=0</w:t>
             </w:r>
           </w:p>
         </w:tc>
@@ -445,7 +774,7 @@
                 <w:b w:val="0"/>
                 <w:sz w:val="18"/>
               </w:rPr>
-              <w:t>外部空间域</w:t>
+              <w:t>外部空气域</w:t>
             </w:r>
           </w:p>
         </w:tc>
@@ -493,7 +822,7 @@
                 <w:b w:val="0"/>
                 <w:sz w:val="18"/>
               </w:rPr>
-              <w:t>0</w:t>
+              <w:t>u=0, v=0</w:t>
             </w:r>
           </w:p>
         </w:tc>
@@ -511,7 +840,7 @@
           <w:b/>
           <w:sz w:val="21"/>
         </w:rPr>
-        <w:t>COMSOL 操作：只需一个"初始值"节点，全域选择，压力设为 p_atm。在 t=0 时刻，整个计算域内完全没有压力差，没有流动，没有任何不连续。</w:t>
+        <w:t>COMSOL 操作：在"高马赫数流动"物理场下只保留一个"初始值"节点，选择全部流体域，设 p=p_atm，T=T0，u=0，v=0。</w:t>
       </w:r>
     </w:p>
     <w:p>
@@ -523,7 +852,7 @@
           <w:rFonts w:ascii="黑体" w:hAnsi="黑体" w:eastAsia="黑体"/>
           <w:color w:val="000000"/>
         </w:rPr>
-        <w:t>第二步：入口压力随时间平滑加载</w:t>
+        <w:t>C.4.2  第二步：入口压力平滑动态加载</w:t>
       </w:r>
     </w:p>
     <w:p>
@@ -537,164 +866,21 @@
           <w:b w:val="0"/>
           <w:sz w:val="21"/>
         </w:rPr>
-        <w:t>将管道左右两端的压力入口设为时间函数，从 p_atm 平滑过渡到 p_pipe：</w:t>
+        <w:t>不建议使用瞬时阶跃压力，也不建议优先使用硬 min(t/t_ramp,1) 函数（在 t=t_ramp 处一阶导数不连续）。更稳妥的方式是使用指数加载函数：</w:t>
       </w:r>
     </w:p>
     <w:p>
       <w:pPr>
-        <w:spacing w:line="240" w:lineRule="auto" w:before="80" w:after="80"/>
-        <w:ind w:left="567"/>
-        <w:shd w:fill="F2F2F2" w:val="clear"/>
+        <w:spacing w:before="120" w:after="120"/>
+        <w:jc w:val="center"/>
       </w:pPr>
       <w:r>
         <w:rPr>
           <w:rFonts w:ascii="Consolas" w:hAnsi="Consolas"/>
-          <w:sz w:val="18"/>
+          <w:b/>
+          <w:sz w:val="22"/>
         </w:rPr>
-        <w:t>全局参数新增：</w:t>
-        <w:br/>
-        <w:t xml:space="preserve">  t_ramp = 1e-3[s]    （加载时间常数，1 毫秒）</w:t>
-        <w:br/>
-        <w:br/>
-        <w:t>管道左端/右端压力入口：</w:t>
-        <w:br/>
-        <w:t xml:space="preserve">  p = p_atm + min(t/t_ramp, 1) * p_gauge</w:t>
-        <w:br/>
-        <w:br/>
-        <w:t>外部空间压力出口：</w:t>
-        <w:br/>
-        <w:t xml:space="preserve">  p = p_atm             （保持不变）</w:t>
-      </w:r>
-    </w:p>
-    <w:p>
-      <w:pPr>
-        <w:spacing w:line="360" w:lineRule="auto"/>
-        <w:ind w:firstLine="420"/>
-      </w:pPr>
-      <w:r>
-        <w:rPr>
-          <w:rFonts w:ascii="宋体" w:hAnsi="宋体" w:eastAsia="宋体"/>
-          <w:b w:val="0"/>
-          <w:sz w:val="21"/>
-        </w:rPr>
-        <w:t>物理过程：入口压力在 0~1 ms 内线性增长。压力波以声速（~343 m/s）传播，管道长度仅 100 mm，声波穿越管道仅需 ~0.29 ms。在压力加载前期，高压波到达泄漏孔口，流动平缓建立，不存在任何瞬时跃变。</w:t>
-      </w:r>
-    </w:p>
-    <w:p>
-      <w:pPr>
-        <w:pStyle w:val="Heading2"/>
-      </w:pPr>
-      <w:r>
-        <w:rPr>
-          <w:rFonts w:ascii="黑体" w:hAnsi="黑体" w:eastAsia="黑体"/>
-          <w:color w:val="000000"/>
-        </w:rPr>
-        <w:t>第三步：泄漏孔口几何圆角处理</w:t>
-      </w:r>
-    </w:p>
-    <w:p>
-      <w:pPr>
-        <w:spacing w:line="360" w:lineRule="auto"/>
-        <w:ind w:firstLine="420"/>
-      </w:pPr>
-      <w:r>
-        <w:rPr>
-          <w:rFonts w:ascii="宋体" w:hAnsi="宋体" w:eastAsia="宋体"/>
-          <w:b w:val="0"/>
-          <w:sz w:val="21"/>
-        </w:rPr>
-        <w:t>在泄漏孔与管壁的四个交界尖角处添加小圆角，消除几何奇点：</w:t>
-      </w:r>
-    </w:p>
-    <w:p>
-      <w:pPr>
-        <w:spacing w:line="240" w:lineRule="auto" w:before="80" w:after="80"/>
-        <w:ind w:left="567"/>
-        <w:shd w:fill="F2F2F2" w:val="clear"/>
-      </w:pPr>
-      <w:r>
-        <w:rPr>
-          <w:rFonts w:ascii="Consolas" w:hAnsi="Consolas"/>
-          <w:sz w:val="18"/>
-        </w:rPr>
-        <w:t>圆角半径：r_fillet = 0.05[mm]  （或 d/40）</w:t>
-      </w:r>
-    </w:p>
-    <w:p>
-      <w:pPr>
-        <w:spacing w:line="360" w:lineRule="auto"/>
-        <w:ind w:firstLine="420"/>
-      </w:pPr>
-      <w:r>
-        <w:rPr>
-          <w:rFonts w:ascii="宋体" w:hAnsi="宋体" w:eastAsia="宋体"/>
-          <w:b w:val="0"/>
-          <w:sz w:val="21"/>
-        </w:rPr>
-        <w:t>COMSOL 操作：</w:t>
-      </w:r>
-    </w:p>
-    <w:p>
-      <w:pPr>
-        <w:pStyle w:val="ListNumber"/>
-      </w:pPr>
-      <w:r>
-        <w:rPr>
-          <w:rFonts w:ascii="宋体" w:hAnsi="宋体" w:eastAsia="宋体"/>
-          <w:sz w:val="21"/>
-        </w:rPr>
-        <w:t>在"几何"中选择泄漏孔与管壁交接的 4 个顶点</w:t>
-      </w:r>
-    </w:p>
-    <w:p>
-      <w:pPr>
-        <w:pStyle w:val="ListNumber"/>
-      </w:pPr>
-      <w:r>
-        <w:rPr>
-          <w:rFonts w:ascii="宋体" w:hAnsi="宋体" w:eastAsia="宋体"/>
-          <w:sz w:val="21"/>
-        </w:rPr>
-        <w:t>添加"倒圆角"操作</w:t>
-      </w:r>
-    </w:p>
-    <w:p>
-      <w:pPr>
-        <w:pStyle w:val="ListNumber"/>
-      </w:pPr>
-      <w:r>
-        <w:rPr>
-          <w:rFonts w:ascii="宋体" w:hAnsi="宋体" w:eastAsia="宋体"/>
-          <w:sz w:val="21"/>
-        </w:rPr>
-        <w:t>半径设为 0.05 mm（对 d=2mm 的孔，仅占孔径的 2.5%，不影响物理结果）</w:t>
-      </w:r>
-    </w:p>
-    <w:p/>
-    <w:p>
-      <w:pPr>
-        <w:spacing w:line="360" w:lineRule="auto"/>
-        <w:ind w:firstLine="420"/>
-      </w:pPr>
-      <w:r>
-        <w:rPr>
-          <w:rFonts w:ascii="宋体" w:hAnsi="宋体" w:eastAsia="宋体"/>
-          <w:b w:val="0"/>
-          <w:sz w:val="21"/>
-        </w:rPr>
-        <w:t>如果 0.05 mm 仍然出问题，可以尝试 0.1 mm。</w:t>
-      </w:r>
-    </w:p>
-    <w:p>
-      <w:pPr>
-        <w:pStyle w:val="Heading2"/>
-      </w:pPr>
-      <w:r>
-        <w:rPr>
-          <w:rFonts w:ascii="黑体" w:hAnsi="黑体" w:eastAsia="黑体"/>
-          <w:color w:val="000000"/>
-        </w:rPr>
-        <w:t>第四步：求解器参数设置</w:t>
+        <w:t>p_in(t) = p_atm + p_gauge * (1 - exp(-t/tau))</w:t>
       </w:r>
     </w:p>
     <w:tbl>
@@ -740,7 +926,7 @@
                 <w:b/>
                 <w:sz w:val="18"/>
               </w:rPr>
-              <w:t>设置</w:t>
+              <w:t>建议值</w:t>
             </w:r>
           </w:p>
         </w:tc>
@@ -775,7 +961,7 @@
                 <w:b w:val="0"/>
                 <w:sz w:val="18"/>
               </w:rPr>
-              <w:t>时间步进方法</w:t>
+              <w:t>tau</w:t>
             </w:r>
           </w:p>
         </w:tc>
@@ -791,7 +977,7 @@
                 <w:b w:val="0"/>
                 <w:sz w:val="18"/>
               </w:rPr>
-              <w:t>严格（Strict）</w:t>
+              <w:t>5e-4[s]</w:t>
             </w:r>
           </w:p>
         </w:tc>
@@ -807,7 +993,528 @@
                 <w:b w:val="0"/>
                 <w:sz w:val="18"/>
               </w:rPr>
-              <w:t>替换"自由"，避免过大步长</w:t>
+              <w:t>约 5tau 后接近目标压力，即约 2.5 ms</w:t>
+            </w:r>
+          </w:p>
+        </w:tc>
+      </w:tr>
+      <w:tr>
+        <w:tc>
+          <w:tcPr>
+            <w:tcW w:type="dxa" w:w="2882"/>
+          </w:tcPr>
+          <w:p>
+            <w:r/>
+            <w:r>
+              <w:rPr>
+                <w:rFonts w:ascii="宋体" w:hAnsi="宋体" w:eastAsia="宋体"/>
+                <w:b w:val="0"/>
+                <w:sz w:val="18"/>
+              </w:rPr>
+              <w:t>tau</w:t>
+            </w:r>
+          </w:p>
+        </w:tc>
+        <w:tc>
+          <w:tcPr>
+            <w:tcW w:type="dxa" w:w="2882"/>
+          </w:tcPr>
+          <w:p>
+            <w:r/>
+            <w:r>
+              <w:rPr>
+                <w:rFonts w:ascii="宋体" w:hAnsi="宋体" w:eastAsia="宋体"/>
+                <w:b w:val="0"/>
+                <w:sz w:val="18"/>
+              </w:rPr>
+              <w:t>1e-3[s]</w:t>
+            </w:r>
+          </w:p>
+        </w:tc>
+        <w:tc>
+          <w:tcPr>
+            <w:tcW w:type="dxa" w:w="2882"/>
+          </w:tcPr>
+          <w:p>
+            <w:r/>
+            <w:r>
+              <w:rPr>
+                <w:rFonts w:ascii="宋体" w:hAnsi="宋体" w:eastAsia="宋体"/>
+                <w:b w:val="0"/>
+                <w:sz w:val="18"/>
+              </w:rPr>
+              <w:t>若仍不稳定，可进一步放慢加载</w:t>
+            </w:r>
+          </w:p>
+        </w:tc>
+      </w:tr>
+    </w:tbl>
+    <w:p/>
+    <w:p>
+      <w:pPr>
+        <w:spacing w:line="360" w:lineRule="auto"/>
+        <w:ind w:firstLine="420"/>
+      </w:pPr>
+      <w:r>
+        <w:rPr>
+          <w:rFonts w:ascii="宋体" w:hAnsi="宋体" w:eastAsia="宋体"/>
+          <w:b/>
+          <w:sz w:val="21"/>
+        </w:rPr>
+        <w:t>COMSOL 入口压力表达式：</w:t>
+      </w:r>
+    </w:p>
+    <w:p>
+      <w:pPr>
+        <w:spacing w:line="240" w:lineRule="auto" w:before="80" w:after="80"/>
+        <w:ind w:left="567"/>
+        <w:shd w:fill="F2F2F2" w:val="clear"/>
+      </w:pPr>
+      <w:r>
+        <w:rPr>
+          <w:rFonts w:ascii="Consolas" w:hAnsi="Consolas"/>
+          <w:sz w:val="18"/>
+        </w:rPr>
+        <w:t>p_atm + p_gauge*(1-exp(-t/5e-4[s]))</w:t>
+      </w:r>
+    </w:p>
+    <w:p>
+      <w:pPr>
+        <w:spacing w:line="360" w:lineRule="auto"/>
+        <w:ind w:firstLine="420"/>
+      </w:pPr>
+      <w:r>
+        <w:rPr>
+          <w:rFonts w:ascii="宋体" w:hAnsi="宋体" w:eastAsia="宋体"/>
+          <w:b w:val="0"/>
+          <w:sz w:val="21"/>
+        </w:rPr>
+        <w:t>若仍出现时间步崩塌，可改为：</w:t>
+      </w:r>
+    </w:p>
+    <w:p>
+      <w:pPr>
+        <w:spacing w:line="240" w:lineRule="auto" w:before="80" w:after="80"/>
+        <w:ind w:left="567"/>
+        <w:shd w:fill="F2F2F2" w:val="clear"/>
+      </w:pPr>
+      <w:r>
+        <w:rPr>
+          <w:rFonts w:ascii="Consolas" w:hAnsi="Consolas"/>
+          <w:sz w:val="18"/>
+        </w:rPr>
+        <w:t>p_atm + p_gauge*(1-exp(-t/1e-3[s]))</w:t>
+      </w:r>
+    </w:p>
+    <w:p>
+      <w:pPr>
+        <w:spacing w:line="360" w:lineRule="auto"/>
+        <w:ind w:firstLine="420"/>
+      </w:pPr>
+      <w:r>
+        <w:rPr>
+          <w:rFonts w:ascii="宋体" w:hAnsi="宋体" w:eastAsia="宋体"/>
+          <w:b w:val="0"/>
+          <w:sz w:val="21"/>
+        </w:rPr>
+        <w:t>外部压力出口仍保持 p=p_atm。入口压力从大气压连续升高到目标压力，泄漏射流逐渐建立。</w:t>
+      </w:r>
+    </w:p>
+    <w:p>
+      <w:pPr>
+        <w:spacing w:line="312" w:lineRule="auto"/>
+        <w:ind w:left="283"/>
+      </w:pPr>
+      <w:r>
+        <w:rPr>
+          <w:rFonts w:ascii="宋体" w:hAnsi="宋体" w:eastAsia="宋体"/>
+          <w:i/>
+          <w:color w:val="505050"/>
+          <w:sz w:val="19"/>
+        </w:rPr>
+        <w:t>注意：指数函数 1-exp(-t/tau) 无穷阶光滑，没有任何折点；在 t=tau 时压力达到目标值的 63.2%，在 t=5tau 时达到 99.3%。应在数个 tau 之后再提取准稳态结果。</w:t>
+      </w:r>
+    </w:p>
+    <w:p>
+      <w:pPr>
+        <w:pStyle w:val="Heading2"/>
+      </w:pPr>
+      <w:r>
+        <w:rPr>
+          <w:rFonts w:ascii="黑体" w:hAnsi="黑体" w:eastAsia="黑体"/>
+          <w:color w:val="000000"/>
+        </w:rPr>
+        <w:t>C.4.3  第三步：泄漏孔口几何圆角处理</w:t>
+      </w:r>
+    </w:p>
+    <w:p>
+      <w:pPr>
+        <w:spacing w:line="360" w:lineRule="auto"/>
+        <w:ind w:firstLine="420"/>
+      </w:pPr>
+      <w:r>
+        <w:rPr>
+          <w:rFonts w:ascii="宋体" w:hAnsi="宋体" w:eastAsia="宋体"/>
+          <w:b w:val="0"/>
+          <w:sz w:val="21"/>
+        </w:rPr>
+        <w:t>泄漏孔与管壁交界处的 90° 尖角会造成速度和压力梯度集中，容易诱发数值奇异。建议对泄漏孔四个交界顶点添加小圆角。</w:t>
+      </w:r>
+    </w:p>
+    <w:tbl>
+      <w:tblPr>
+        <w:tblStyle w:val="TableGrid"/>
+        <w:tblW w:type="auto" w:w="0"/>
+        <w:jc w:val="center"/>
+        <w:tblLook w:firstColumn="1" w:firstRow="1" w:lastColumn="0" w:lastRow="0" w:noHBand="0" w:noVBand="1" w:val="04A0"/>
+      </w:tblPr>
+      <w:tblGrid>
+        <w:gridCol w:w="2882"/>
+        <w:gridCol w:w="2882"/>
+        <w:gridCol w:w="2882"/>
+      </w:tblGrid>
+      <w:tr>
+        <w:tc>
+          <w:tcPr>
+            <w:tcW w:type="dxa" w:w="2882"/>
+            <w:shd w:fill="D9E2F3" w:val="clear"/>
+          </w:tcPr>
+          <w:p>
+            <w:r/>
+            <w:r>
+              <w:rPr>
+                <w:rFonts w:ascii="宋体" w:hAnsi="宋体" w:eastAsia="宋体"/>
+                <w:b/>
+                <w:sz w:val="18"/>
+              </w:rPr>
+              <w:t>孔径 d/mm</w:t>
+            </w:r>
+          </w:p>
+        </w:tc>
+        <w:tc>
+          <w:tcPr>
+            <w:tcW w:type="dxa" w:w="2882"/>
+            <w:shd w:fill="D9E2F3" w:val="clear"/>
+          </w:tcPr>
+          <w:p>
+            <w:r/>
+            <w:r>
+              <w:rPr>
+                <w:rFonts w:ascii="宋体" w:hAnsi="宋体" w:eastAsia="宋体"/>
+                <w:b/>
+                <w:sz w:val="18"/>
+              </w:rPr>
+              <w:t>推荐圆角 r_fillet/mm</w:t>
+            </w:r>
+          </w:p>
+        </w:tc>
+        <w:tc>
+          <w:tcPr>
+            <w:tcW w:type="dxa" w:w="2882"/>
+            <w:shd w:fill="D9E2F3" w:val="clear"/>
+          </w:tcPr>
+          <w:p>
+            <w:r/>
+            <w:r>
+              <w:rPr>
+                <w:rFonts w:ascii="宋体" w:hAnsi="宋体" w:eastAsia="宋体"/>
+                <w:b/>
+                <w:sz w:val="18"/>
+              </w:rPr>
+              <w:t>说明</w:t>
+            </w:r>
+          </w:p>
+        </w:tc>
+      </w:tr>
+      <w:tr>
+        <w:tc>
+          <w:tcPr>
+            <w:tcW w:type="dxa" w:w="2882"/>
+          </w:tcPr>
+          <w:p>
+            <w:r/>
+            <w:r>
+              <w:rPr>
+                <w:rFonts w:ascii="宋体" w:hAnsi="宋体" w:eastAsia="宋体"/>
+                <w:b w:val="0"/>
+                <w:sz w:val="18"/>
+              </w:rPr>
+              <w:t>0.5</w:t>
+            </w:r>
+          </w:p>
+        </w:tc>
+        <w:tc>
+          <w:tcPr>
+            <w:tcW w:type="dxa" w:w="2882"/>
+          </w:tcPr>
+          <w:p>
+            <w:r/>
+            <w:r>
+              <w:rPr>
+                <w:rFonts w:ascii="宋体" w:hAnsi="宋体" w:eastAsia="宋体"/>
+                <w:b w:val="0"/>
+                <w:sz w:val="18"/>
+              </w:rPr>
+              <w:t>0.0125</w:t>
+            </w:r>
+          </w:p>
+        </w:tc>
+        <w:tc>
+          <w:tcPr>
+            <w:tcW w:type="dxa" w:w="2882"/>
+          </w:tcPr>
+          <w:p>
+            <w:r/>
+            <w:r>
+              <w:rPr>
+                <w:rFonts w:ascii="宋体" w:hAnsi="宋体" w:eastAsia="宋体"/>
+                <w:b w:val="0"/>
+                <w:sz w:val="18"/>
+              </w:rPr>
+              <w:t>取 d/40，避免圆角占比过大</w:t>
+            </w:r>
+          </w:p>
+        </w:tc>
+      </w:tr>
+      <w:tr>
+        <w:tc>
+          <w:tcPr>
+            <w:tcW w:type="dxa" w:w="2882"/>
+          </w:tcPr>
+          <w:p>
+            <w:r/>
+            <w:r>
+              <w:rPr>
+                <w:rFonts w:ascii="宋体" w:hAnsi="宋体" w:eastAsia="宋体"/>
+                <w:b w:val="0"/>
+                <w:sz w:val="18"/>
+              </w:rPr>
+              <w:t>1.0</w:t>
+            </w:r>
+          </w:p>
+        </w:tc>
+        <w:tc>
+          <w:tcPr>
+            <w:tcW w:type="dxa" w:w="2882"/>
+          </w:tcPr>
+          <w:p>
+            <w:r/>
+            <w:r>
+              <w:rPr>
+                <w:rFonts w:ascii="宋体" w:hAnsi="宋体" w:eastAsia="宋体"/>
+                <w:b w:val="0"/>
+                <w:sz w:val="18"/>
+              </w:rPr>
+              <w:t>0.025</w:t>
+            </w:r>
+          </w:p>
+        </w:tc>
+        <w:tc>
+          <w:tcPr>
+            <w:tcW w:type="dxa" w:w="2882"/>
+          </w:tcPr>
+          <w:p>
+            <w:r/>
+            <w:r>
+              <w:rPr>
+                <w:rFonts w:ascii="宋体" w:hAnsi="宋体" w:eastAsia="宋体"/>
+                <w:b w:val="0"/>
+                <w:sz w:val="18"/>
+              </w:rPr>
+              <w:t>取 d/40</w:t>
+            </w:r>
+          </w:p>
+        </w:tc>
+      </w:tr>
+      <w:tr>
+        <w:tc>
+          <w:tcPr>
+            <w:tcW w:type="dxa" w:w="2882"/>
+          </w:tcPr>
+          <w:p>
+            <w:r/>
+            <w:r>
+              <w:rPr>
+                <w:rFonts w:ascii="宋体" w:hAnsi="宋体" w:eastAsia="宋体"/>
+                <w:b w:val="0"/>
+                <w:sz w:val="18"/>
+              </w:rPr>
+              <w:t>2.0</w:t>
+            </w:r>
+          </w:p>
+        </w:tc>
+        <w:tc>
+          <w:tcPr>
+            <w:tcW w:type="dxa" w:w="2882"/>
+          </w:tcPr>
+          <w:p>
+            <w:r/>
+            <w:r>
+              <w:rPr>
+                <w:rFonts w:ascii="宋体" w:hAnsi="宋体" w:eastAsia="宋体"/>
+                <w:b w:val="0"/>
+                <w:sz w:val="18"/>
+              </w:rPr>
+              <w:t>0.05</w:t>
+            </w:r>
+          </w:p>
+        </w:tc>
+        <w:tc>
+          <w:tcPr>
+            <w:tcW w:type="dxa" w:w="2882"/>
+          </w:tcPr>
+          <w:p>
+            <w:r/>
+            <w:r>
+              <w:rPr>
+                <w:rFonts w:ascii="宋体" w:hAnsi="宋体" w:eastAsia="宋体"/>
+                <w:b w:val="0"/>
+                <w:sz w:val="18"/>
+              </w:rPr>
+              <w:t>取 d/40</w:t>
+            </w:r>
+          </w:p>
+        </w:tc>
+      </w:tr>
+    </w:tbl>
+    <w:p/>
+    <w:p>
+      <w:pPr>
+        <w:spacing w:line="360" w:lineRule="auto"/>
+        <w:ind w:firstLine="420"/>
+      </w:pPr>
+      <w:r>
+        <w:rPr>
+          <w:rFonts w:ascii="宋体" w:hAnsi="宋体" w:eastAsia="宋体"/>
+          <w:b w:val="0"/>
+          <w:sz w:val="21"/>
+        </w:rPr>
+        <w:t>推荐统一设置为 r_fillet = d/40。正式结果应说明圆角对孔口有效几何的影响。</w:t>
+      </w:r>
+    </w:p>
+    <w:p>
+      <w:pPr>
+        <w:pStyle w:val="Heading2"/>
+      </w:pPr>
+      <w:r>
+        <w:rPr>
+          <w:rFonts w:ascii="黑体" w:hAnsi="黑体" w:eastAsia="黑体"/>
+          <w:color w:val="000000"/>
+        </w:rPr>
+        <w:t>C.4.4  第四步：时间步与求解器设置</w:t>
+      </w:r>
+    </w:p>
+    <w:tbl>
+      <w:tblPr>
+        <w:tblStyle w:val="TableGrid"/>
+        <w:tblW w:type="auto" w:w="0"/>
+        <w:jc w:val="center"/>
+        <w:tblLook w:firstColumn="1" w:firstRow="1" w:lastColumn="0" w:lastRow="0" w:noHBand="0" w:noVBand="1" w:val="04A0"/>
+      </w:tblPr>
+      <w:tblGrid>
+        <w:gridCol w:w="2882"/>
+        <w:gridCol w:w="2882"/>
+        <w:gridCol w:w="2882"/>
+      </w:tblGrid>
+      <w:tr>
+        <w:tc>
+          <w:tcPr>
+            <w:tcW w:type="dxa" w:w="2882"/>
+            <w:shd w:fill="D9E2F3" w:val="clear"/>
+          </w:tcPr>
+          <w:p>
+            <w:r/>
+            <w:r>
+              <w:rPr>
+                <w:rFonts w:ascii="宋体" w:hAnsi="宋体" w:eastAsia="宋体"/>
+                <w:b/>
+                <w:sz w:val="18"/>
+              </w:rPr>
+              <w:t>设置项</w:t>
+            </w:r>
+          </w:p>
+        </w:tc>
+        <w:tc>
+          <w:tcPr>
+            <w:tcW w:type="dxa" w:w="2882"/>
+            <w:shd w:fill="D9E2F3" w:val="clear"/>
+          </w:tcPr>
+          <w:p>
+            <w:r/>
+            <w:r>
+              <w:rPr>
+                <w:rFonts w:ascii="宋体" w:hAnsi="宋体" w:eastAsia="宋体"/>
+                <w:b/>
+                <w:sz w:val="18"/>
+              </w:rPr>
+              <w:t>推荐设置</w:t>
+            </w:r>
+          </w:p>
+        </w:tc>
+        <w:tc>
+          <w:tcPr>
+            <w:tcW w:type="dxa" w:w="2882"/>
+            <w:shd w:fill="D9E2F3" w:val="clear"/>
+          </w:tcPr>
+          <w:p>
+            <w:r/>
+            <w:r>
+              <w:rPr>
+                <w:rFonts w:ascii="宋体" w:hAnsi="宋体" w:eastAsia="宋体"/>
+                <w:b/>
+                <w:sz w:val="18"/>
+              </w:rPr>
+              <w:t>说明</w:t>
+            </w:r>
+          </w:p>
+        </w:tc>
+      </w:tr>
+      <w:tr>
+        <w:tc>
+          <w:tcPr>
+            <w:tcW w:type="dxa" w:w="2882"/>
+          </w:tcPr>
+          <w:p>
+            <w:r/>
+            <w:r>
+              <w:rPr>
+                <w:rFonts w:ascii="宋体" w:hAnsi="宋体" w:eastAsia="宋体"/>
+                <w:b w:val="0"/>
+                <w:sz w:val="18"/>
+              </w:rPr>
+              <w:t>Steps taken by solver</w:t>
+            </w:r>
+          </w:p>
+        </w:tc>
+        <w:tc>
+          <w:tcPr>
+            <w:tcW w:type="dxa" w:w="2882"/>
+          </w:tcPr>
+          <w:p>
+            <w:r/>
+            <w:r>
+              <w:rPr>
+                <w:rFonts w:ascii="宋体" w:hAnsi="宋体" w:eastAsia="宋体"/>
+                <w:b w:val="0"/>
+                <w:sz w:val="18"/>
+              </w:rPr>
+              <w:t>Intermediate 或 Strict</w:t>
+            </w:r>
+          </w:p>
+        </w:tc>
+        <w:tc>
+          <w:tcPr>
+            <w:tcW w:type="dxa" w:w="2882"/>
+          </w:tcPr>
+          <w:p>
+            <w:r/>
+            <w:r>
+              <w:rPr>
+                <w:rFonts w:ascii="宋体" w:hAnsi="宋体" w:eastAsia="宋体"/>
+                <w:b w:val="0"/>
+                <w:sz w:val="18"/>
+              </w:rPr>
+              <w:t>关键是限制最大内部时间步</w:t>
             </w:r>
           </w:p>
         </w:tc>
@@ -841,7 +1548,7 @@
                 <w:b w:val="0"/>
                 <w:sz w:val="18"/>
               </w:rPr>
-              <w:t>1e-7 s</w:t>
+              <w:t>1e-9~1e-8 s</w:t>
             </w:r>
           </w:p>
         </w:tc>
@@ -857,7 +1564,7 @@
                 <w:b w:val="0"/>
                 <w:sz w:val="18"/>
               </w:rPr>
-              <w:t>给予足够小的第一步</w:t>
+              <w:t>比 1e-7 s 更稳妥</w:t>
             </w:r>
           </w:p>
         </w:tc>
@@ -875,7 +1582,7 @@
                 <w:b w:val="0"/>
                 <w:sz w:val="18"/>
               </w:rPr>
-              <w:t>最大时间步</w:t>
+              <w:t>最大时间步（初始阶段）</w:t>
             </w:r>
           </w:p>
         </w:tc>
@@ -891,7 +1598,7 @@
                 <w:b w:val="0"/>
                 <w:sz w:val="18"/>
               </w:rPr>
-              <w:t>1e-5 s</w:t>
+              <w:t>1e-7~5e-7 s</w:t>
             </w:r>
           </w:p>
         </w:tc>
@@ -907,7 +1614,157 @@
                 <w:b w:val="0"/>
                 <w:sz w:val="18"/>
               </w:rPr>
-              <w:t>防止跳步过大</w:t>
+              <w:t>避免跳过初始快速变化</w:t>
+            </w:r>
+          </w:p>
+        </w:tc>
+      </w:tr>
+      <w:tr>
+        <w:tc>
+          <w:tcPr>
+            <w:tcW w:type="dxa" w:w="2882"/>
+          </w:tcPr>
+          <w:p>
+            <w:r/>
+            <w:r>
+              <w:rPr>
+                <w:rFonts w:ascii="宋体" w:hAnsi="宋体" w:eastAsia="宋体"/>
+                <w:b w:val="0"/>
+                <w:sz w:val="18"/>
+              </w:rPr>
+              <w:t>最大 BDF 阶数</w:t>
+            </w:r>
+          </w:p>
+        </w:tc>
+        <w:tc>
+          <w:tcPr>
+            <w:tcW w:type="dxa" w:w="2882"/>
+          </w:tcPr>
+          <w:p>
+            <w:r/>
+            <w:r>
+              <w:rPr>
+                <w:rFonts w:ascii="宋体" w:hAnsi="宋体" w:eastAsia="宋体"/>
+                <w:b w:val="0"/>
+                <w:sz w:val="18"/>
+              </w:rPr>
+              <w:t>1~2</w:t>
+            </w:r>
+          </w:p>
+        </w:tc>
+        <w:tc>
+          <w:tcPr>
+            <w:tcW w:type="dxa" w:w="2882"/>
+          </w:tcPr>
+          <w:p>
+            <w:r/>
+            <w:r>
+              <w:rPr>
+                <w:rFonts w:ascii="宋体" w:hAnsi="宋体" w:eastAsia="宋体"/>
+                <w:b w:val="0"/>
+                <w:sz w:val="18"/>
+              </w:rPr>
+              <w:t>降低高阶外推导致的振荡</w:t>
+            </w:r>
+          </w:p>
+        </w:tc>
+      </w:tr>
+      <w:tr>
+        <w:tc>
+          <w:tcPr>
+            <w:tcW w:type="dxa" w:w="2882"/>
+          </w:tcPr>
+          <w:p>
+            <w:r/>
+            <w:r>
+              <w:rPr>
+                <w:rFonts w:ascii="宋体" w:hAnsi="宋体" w:eastAsia="宋体"/>
+                <w:b w:val="0"/>
+                <w:sz w:val="18"/>
+              </w:rPr>
+              <w:t>相对容差</w:t>
+            </w:r>
+          </w:p>
+        </w:tc>
+        <w:tc>
+          <w:tcPr>
+            <w:tcW w:type="dxa" w:w="2882"/>
+          </w:tcPr>
+          <w:p>
+            <w:r/>
+            <w:r>
+              <w:rPr>
+                <w:rFonts w:ascii="宋体" w:hAnsi="宋体" w:eastAsia="宋体"/>
+                <w:b w:val="0"/>
+                <w:sz w:val="18"/>
+              </w:rPr>
+              <w:t>先 1e-2，稳定后 1e-3</w:t>
+            </w:r>
+          </w:p>
+        </w:tc>
+        <w:tc>
+          <w:tcPr>
+            <w:tcW w:type="dxa" w:w="2882"/>
+          </w:tcPr>
+          <w:p>
+            <w:r/>
+            <w:r>
+              <w:rPr>
+                <w:rFonts w:ascii="宋体" w:hAnsi="宋体" w:eastAsia="宋体"/>
+                <w:b w:val="0"/>
+                <w:sz w:val="18"/>
+              </w:rPr>
+              <w:t>先跑通，再收紧精度</w:t>
+            </w:r>
+          </w:p>
+        </w:tc>
+      </w:tr>
+      <w:tr>
+        <w:tc>
+          <w:tcPr>
+            <w:tcW w:type="dxa" w:w="2882"/>
+          </w:tcPr>
+          <w:p>
+            <w:r/>
+            <w:r>
+              <w:rPr>
+                <w:rFonts w:ascii="宋体" w:hAnsi="宋体" w:eastAsia="宋体"/>
+                <w:b w:val="0"/>
+                <w:sz w:val="18"/>
+              </w:rPr>
+              <w:t>非线性最大迭代次数</w:t>
+            </w:r>
+          </w:p>
+        </w:tc>
+        <w:tc>
+          <w:tcPr>
+            <w:tcW w:type="dxa" w:w="2882"/>
+          </w:tcPr>
+          <w:p>
+            <w:r/>
+            <w:r>
+              <w:rPr>
+                <w:rFonts w:ascii="宋体" w:hAnsi="宋体" w:eastAsia="宋体"/>
+                <w:b w:val="0"/>
+                <w:sz w:val="18"/>
+              </w:rPr>
+              <w:t>25</w:t>
+            </w:r>
+          </w:p>
+        </w:tc>
+        <w:tc>
+          <w:tcPr>
+            <w:tcW w:type="dxa" w:w="2882"/>
+          </w:tcPr>
+          <w:p>
+            <w:r/>
+            <w:r>
+              <w:rPr>
+                <w:rFonts w:ascii="宋体" w:hAnsi="宋体" w:eastAsia="宋体"/>
+                <w:b w:val="0"/>
+                <w:sz w:val="18"/>
+              </w:rPr>
+              <w:t>默认迭代次数可能不足</w:t>
             </w:r>
           </w:p>
         </w:tc>
@@ -941,7 +1798,7 @@
                 <w:b w:val="0"/>
                 <w:sz w:val="18"/>
               </w:rPr>
-              <w:t>1e-10 s</w:t>
+              <w:t>1e-10~1e-12 s</w:t>
             </w:r>
           </w:p>
         </w:tc>
@@ -957,207 +1814,7 @@
                 <w:b w:val="0"/>
                 <w:sz w:val="18"/>
               </w:rPr>
-              <w:t>设置下限，避免步长无限缩小（关键！）</w:t>
-            </w:r>
-          </w:p>
-        </w:tc>
-      </w:tr>
-      <w:tr>
-        <w:tc>
-          <w:tcPr>
-            <w:tcW w:type="dxa" w:w="2882"/>
-          </w:tcPr>
-          <w:p>
-            <w:r/>
-            <w:r>
-              <w:rPr>
-                <w:rFonts w:ascii="宋体" w:hAnsi="宋体" w:eastAsia="宋体"/>
-                <w:b w:val="0"/>
-                <w:sz w:val="18"/>
-              </w:rPr>
-              <w:t>最大 BDF 阶数</w:t>
-            </w:r>
-          </w:p>
-        </w:tc>
-        <w:tc>
-          <w:tcPr>
-            <w:tcW w:type="dxa" w:w="2882"/>
-          </w:tcPr>
-          <w:p>
-            <w:r/>
-            <w:r>
-              <w:rPr>
-                <w:rFonts w:ascii="宋体" w:hAnsi="宋体" w:eastAsia="宋体"/>
-                <w:b w:val="0"/>
-                <w:sz w:val="18"/>
-              </w:rPr>
-              <w:t>2</w:t>
-            </w:r>
-          </w:p>
-        </w:tc>
-        <w:tc>
-          <w:tcPr>
-            <w:tcW w:type="dxa" w:w="2882"/>
-          </w:tcPr>
-          <w:p>
-            <w:r/>
-            <w:r>
-              <w:rPr>
-                <w:rFonts w:ascii="宋体" w:hAnsi="宋体" w:eastAsia="宋体"/>
-                <w:b w:val="0"/>
-                <w:sz w:val="18"/>
-              </w:rPr>
-              <w:t>降低阶数提高稳定性（默认 5）</w:t>
-            </w:r>
-          </w:p>
-        </w:tc>
-      </w:tr>
-      <w:tr>
-        <w:tc>
-          <w:tcPr>
-            <w:tcW w:type="dxa" w:w="2882"/>
-          </w:tcPr>
-          <w:p>
-            <w:r/>
-            <w:r>
-              <w:rPr>
-                <w:rFonts w:ascii="宋体" w:hAnsi="宋体" w:eastAsia="宋体"/>
-                <w:b w:val="0"/>
-                <w:sz w:val="18"/>
-              </w:rPr>
-              <w:t>相对容差</w:t>
-            </w:r>
-          </w:p>
-        </w:tc>
-        <w:tc>
-          <w:tcPr>
-            <w:tcW w:type="dxa" w:w="2882"/>
-          </w:tcPr>
-          <w:p>
-            <w:r/>
-            <w:r>
-              <w:rPr>
-                <w:rFonts w:ascii="宋体" w:hAnsi="宋体" w:eastAsia="宋体"/>
-                <w:b w:val="0"/>
-                <w:sz w:val="18"/>
-              </w:rPr>
-              <w:t>1e-2</w:t>
-            </w:r>
-          </w:p>
-        </w:tc>
-        <w:tc>
-          <w:tcPr>
-            <w:tcW w:type="dxa" w:w="2882"/>
-          </w:tcPr>
-          <w:p>
-            <w:r/>
-            <w:r>
-              <w:rPr>
-                <w:rFonts w:ascii="宋体" w:hAnsi="宋体" w:eastAsia="宋体"/>
-                <w:b w:val="0"/>
-                <w:sz w:val="18"/>
-              </w:rPr>
-              <w:t>初始阶段先放宽，稳定后再收紧至 1e-3</w:t>
-            </w:r>
-          </w:p>
-        </w:tc>
-      </w:tr>
-      <w:tr>
-        <w:tc>
-          <w:tcPr>
-            <w:tcW w:type="dxa" w:w="2882"/>
-          </w:tcPr>
-          <w:p>
-            <w:r/>
-            <w:r>
-              <w:rPr>
-                <w:rFonts w:ascii="宋体" w:hAnsi="宋体" w:eastAsia="宋体"/>
-                <w:b w:val="0"/>
-                <w:sz w:val="18"/>
-              </w:rPr>
-              <w:t>非线性最大迭代</w:t>
-            </w:r>
-          </w:p>
-        </w:tc>
-        <w:tc>
-          <w:tcPr>
-            <w:tcW w:type="dxa" w:w="2882"/>
-          </w:tcPr>
-          <w:p>
-            <w:r/>
-            <w:r>
-              <w:rPr>
-                <w:rFonts w:ascii="宋体" w:hAnsi="宋体" w:eastAsia="宋体"/>
-                <w:b w:val="0"/>
-                <w:sz w:val="18"/>
-              </w:rPr>
-              <w:t>25</w:t>
-            </w:r>
-          </w:p>
-        </w:tc>
-        <w:tc>
-          <w:tcPr>
-            <w:tcW w:type="dxa" w:w="2882"/>
-          </w:tcPr>
-          <w:p>
-            <w:r/>
-            <w:r>
-              <w:rPr>
-                <w:rFonts w:ascii="宋体" w:hAnsi="宋体" w:eastAsia="宋体"/>
-                <w:b w:val="0"/>
-                <w:sz w:val="18"/>
-              </w:rPr>
-              <w:t>默认 4~8 次不够</w:t>
-            </w:r>
-          </w:p>
-        </w:tc>
-      </w:tr>
-      <w:tr>
-        <w:tc>
-          <w:tcPr>
-            <w:tcW w:type="dxa" w:w="2882"/>
-          </w:tcPr>
-          <w:p>
-            <w:r/>
-            <w:r>
-              <w:rPr>
-                <w:rFonts w:ascii="宋体" w:hAnsi="宋体" w:eastAsia="宋体"/>
-                <w:b w:val="0"/>
-                <w:sz w:val="18"/>
-              </w:rPr>
-              <w:t>一致初始化</w:t>
-            </w:r>
-          </w:p>
-        </w:tc>
-        <w:tc>
-          <w:tcPr>
-            <w:tcW w:type="dxa" w:w="2882"/>
-          </w:tcPr>
-          <w:p>
-            <w:r/>
-            <w:r>
-              <w:rPr>
-                <w:rFonts w:ascii="宋体" w:hAnsi="宋体" w:eastAsia="宋体"/>
-                <w:b w:val="0"/>
-                <w:sz w:val="18"/>
-              </w:rPr>
-              <w:t>关闭（Off）</w:t>
-            </w:r>
-          </w:p>
-        </w:tc>
-        <w:tc>
-          <w:tcPr>
-            <w:tcW w:type="dxa" w:w="2882"/>
-          </w:tcPr>
-          <w:p>
-            <w:r/>
-            <w:r>
-              <w:rPr>
-                <w:rFonts w:ascii="宋体" w:hAnsi="宋体" w:eastAsia="宋体"/>
-                <w:b w:val="0"/>
-                <w:sz w:val="18"/>
-              </w:rPr>
-              <w:t>避免在 t=0 寻找不到一致初始值</w:t>
+              <w:t>用于及时终止无效求解</w:t>
             </w:r>
           </w:p>
         </w:tc>
@@ -1166,64 +1823,17 @@
     <w:p/>
     <w:p>
       <w:pPr>
-        <w:spacing w:line="360" w:lineRule="auto"/>
-        <w:ind w:firstLine="420"/>
+        <w:spacing w:line="312" w:lineRule="auto"/>
+        <w:ind w:left="283"/>
       </w:pPr>
       <w:r>
         <w:rPr>
           <w:rFonts w:ascii="宋体" w:hAnsi="宋体" w:eastAsia="宋体"/>
-          <w:b/>
-          <w:sz w:val="21"/>
+          <w:i/>
+          <w:color w:val="505050"/>
+          <w:sz w:val="19"/>
         </w:rPr>
-        <w:t>COMSOL 操作路径：</w:t>
-      </w:r>
-    </w:p>
-    <w:p>
-      <w:pPr>
-        <w:pStyle w:val="ListNumber"/>
-      </w:pPr>
-      <w:r>
-        <w:rPr>
-          <w:rFonts w:ascii="宋体" w:hAnsi="宋体" w:eastAsia="宋体"/>
-          <w:sz w:val="21"/>
-        </w:rPr>
-        <w:t>研究 → 步骤：瞬态 → 时间步进：选择"严格"</w:t>
-      </w:r>
-    </w:p>
-    <w:p>
-      <w:pPr>
-        <w:pStyle w:val="ListNumber"/>
-      </w:pPr>
-      <w:r>
-        <w:rPr>
-          <w:rFonts w:ascii="宋体" w:hAnsi="宋体" w:eastAsia="宋体"/>
-          <w:sz w:val="21"/>
-        </w:rPr>
-        <w:t>求解器配置 → 时间相关求解器 → 时间步进 → 初始步=1e-7，最大步=1e-5，最小步=1e-10</w:t>
-      </w:r>
-    </w:p>
-    <w:p>
-      <w:pPr>
-        <w:pStyle w:val="ListNumber"/>
-      </w:pPr>
-      <w:r>
-        <w:rPr>
-          <w:rFonts w:ascii="宋体" w:hAnsi="宋体" w:eastAsia="宋体"/>
-          <w:sz w:val="21"/>
-        </w:rPr>
-        <w:t>求解器配置 → 时间相关求解器 → 最大 BDF 阶数：2</w:t>
-      </w:r>
-    </w:p>
-    <w:p>
-      <w:pPr>
-        <w:pStyle w:val="ListNumber"/>
-      </w:pPr>
-      <w:r>
-        <w:rPr>
-          <w:rFonts w:ascii="宋体" w:hAnsi="宋体" w:eastAsia="宋体"/>
-          <w:sz w:val="21"/>
-        </w:rPr>
-        <w:t>完全耦合 → 最大迭代次数：25</w:t>
+        <w:t>注意：最小时间步的作用是诊断和及时终止无效求解。如果频繁触及最小时间步，应优先放慢压力加载、改善初始条件、扩大外部空气域、修正孔口圆角和网格质量，而不是单纯继续减小最小时间步。</w:t>
       </w:r>
     </w:p>
     <w:p>
@@ -1235,7 +1845,7 @@
           <w:rFonts w:ascii="黑体" w:hAnsi="黑体" w:eastAsia="黑体"/>
           <w:color w:val="000000"/>
         </w:rPr>
-        <w:t>第五步：时间范围与阶段划分</w:t>
+        <w:t>C.4.5  第五步：阶段化计算</w:t>
       </w:r>
     </w:p>
     <w:tbl>
@@ -1246,14 +1856,15 @@
         <w:tblLook w:firstColumn="1" w:firstRow="1" w:lastColumn="0" w:lastRow="0" w:noHBand="0" w:noVBand="1" w:val="04A0"/>
       </w:tblPr>
       <w:tblGrid>
-        <w:gridCol w:w="2882"/>
-        <w:gridCol w:w="2882"/>
-        <w:gridCol w:w="2882"/>
+        <w:gridCol w:w="2161"/>
+        <w:gridCol w:w="2161"/>
+        <w:gridCol w:w="2161"/>
+        <w:gridCol w:w="2161"/>
       </w:tblGrid>
       <w:tr>
         <w:tc>
           <w:tcPr>
-            <w:tcW w:type="dxa" w:w="2882"/>
+            <w:tcW w:type="dxa" w:w="2161"/>
             <w:shd w:fill="D9E2F3" w:val="clear"/>
           </w:tcPr>
           <w:p>
@@ -1270,7 +1881,7 @@
         </w:tc>
         <w:tc>
           <w:tcPr>
-            <w:tcW w:type="dxa" w:w="2882"/>
+            <w:tcW w:type="dxa" w:w="2161"/>
             <w:shd w:fill="D9E2F3" w:val="clear"/>
           </w:tcPr>
           <w:p>
@@ -1287,7 +1898,7 @@
         </w:tc>
         <w:tc>
           <w:tcPr>
-            <w:tcW w:type="dxa" w:w="2882"/>
+            <w:tcW w:type="dxa" w:w="2161"/>
             <w:shd w:fill="D9E2F3" w:val="clear"/>
           </w:tcPr>
           <w:p>
@@ -1302,11 +1913,28 @@
             </w:r>
           </w:p>
         </w:tc>
+        <w:tc>
+          <w:tcPr>
+            <w:tcW w:type="dxa" w:w="2161"/>
+            <w:shd w:fill="D9E2F3" w:val="clear"/>
+          </w:tcPr>
+          <w:p>
+            <w:r/>
+            <w:r>
+              <w:rPr>
+                <w:rFonts w:ascii="宋体" w:hAnsi="宋体" w:eastAsia="宋体"/>
+                <w:b/>
+                <w:sz w:val="18"/>
+              </w:rPr>
+              <w:t>结果用途</w:t>
+            </w:r>
+          </w:p>
+        </w:tc>
       </w:tr>
       <w:tr>
         <w:tc>
           <w:tcPr>
-            <w:tcW w:type="dxa" w:w="2882"/>
+            <w:tcW w:type="dxa" w:w="2161"/>
           </w:tcPr>
           <w:p>
             <w:r/>
@@ -1316,13 +1944,13 @@
                 <w:b w:val="0"/>
                 <w:sz w:val="18"/>
               </w:rPr>
-              <w:t>第一阶段</w:t>
+              <w:t>阶段 1</w:t>
             </w:r>
           </w:p>
         </w:tc>
         <w:tc>
           <w:tcPr>
-            <w:tcW w:type="dxa" w:w="2882"/>
+            <w:tcW w:type="dxa" w:w="2161"/>
           </w:tcPr>
           <w:p>
             <w:r/>
@@ -1332,13 +1960,13 @@
                 <w:b w:val="0"/>
                 <w:sz w:val="18"/>
               </w:rPr>
-              <w:t>range(0, 1e-5, 2e-4)</w:t>
+              <w:t>0~2e-4 s</w:t>
             </w:r>
           </w:p>
         </w:tc>
         <w:tc>
           <w:tcPr>
-            <w:tcW w:type="dxa" w:w="2882"/>
+            <w:tcW w:type="dxa" w:w="2161"/>
           </w:tcPr>
           <w:p>
             <w:r/>
@@ -1348,15 +1976,13 @@
                 <w:b w:val="0"/>
                 <w:sz w:val="18"/>
               </w:rPr>
-              <w:t>确认前 0.2 ms 正常推进，无报错</w:t>
+              <w:t>验证启动阶段</w:t>
             </w:r>
           </w:p>
         </w:tc>
-      </w:tr>
-      <w:tr>
         <w:tc>
           <w:tcPr>
-            <w:tcW w:type="dxa" w:w="2882"/>
+            <w:tcW w:type="dxa" w:w="2161"/>
           </w:tcPr>
           <w:p>
             <w:r/>
@@ -1366,13 +1992,15 @@
                 <w:b w:val="0"/>
                 <w:sz w:val="18"/>
               </w:rPr>
-              <w:t>第二阶段</w:t>
+              <w:t>只用于调试</w:t>
             </w:r>
           </w:p>
         </w:tc>
+      </w:tr>
+      <w:tr>
         <w:tc>
           <w:tcPr>
-            <w:tcW w:type="dxa" w:w="2882"/>
+            <w:tcW w:type="dxa" w:w="2161"/>
           </w:tcPr>
           <w:p>
             <w:r/>
@@ -1382,13 +2010,13 @@
                 <w:b w:val="0"/>
                 <w:sz w:val="18"/>
               </w:rPr>
-              <w:t>range(0, 2e-5, 1e-3)</w:t>
+              <w:t>阶段 2</w:t>
             </w:r>
           </w:p>
         </w:tc>
         <w:tc>
           <w:tcPr>
-            <w:tcW w:type="dxa" w:w="2882"/>
+            <w:tcW w:type="dxa" w:w="2161"/>
           </w:tcPr>
           <w:p>
             <w:r/>
@@ -1398,15 +2026,13 @@
                 <w:b w:val="0"/>
                 <w:sz w:val="18"/>
               </w:rPr>
-              <w:t>覆盖到 t_ramp，压力加载完成</w:t>
+              <w:t>0~1e-3 s</w:t>
             </w:r>
           </w:p>
         </w:tc>
-      </w:tr>
-      <w:tr>
         <w:tc>
           <w:tcPr>
-            <w:tcW w:type="dxa" w:w="2882"/>
+            <w:tcW w:type="dxa" w:w="2161"/>
           </w:tcPr>
           <w:p>
             <w:r/>
@@ -1416,13 +2042,13 @@
                 <w:b w:val="0"/>
                 <w:sz w:val="18"/>
               </w:rPr>
-              <w:t>第三阶段</w:t>
+              <w:t>覆盖主要压力加载</w:t>
             </w:r>
           </w:p>
         </w:tc>
         <w:tc>
           <w:tcPr>
-            <w:tcW w:type="dxa" w:w="2882"/>
+            <w:tcW w:type="dxa" w:w="2161"/>
           </w:tcPr>
           <w:p>
             <w:r/>
@@ -1432,13 +2058,15 @@
                 <w:b w:val="0"/>
                 <w:sz w:val="18"/>
               </w:rPr>
-              <w:t>range(0, 5e-5, 5e-3)</w:t>
+              <w:t>检查速度/压力/质量流量平稳演化</w:t>
             </w:r>
           </w:p>
         </w:tc>
+      </w:tr>
+      <w:tr>
         <w:tc>
           <w:tcPr>
-            <w:tcW w:type="dxa" w:w="2882"/>
+            <w:tcW w:type="dxa" w:w="2161"/>
           </w:tcPr>
           <w:p>
             <w:r/>
@@ -1448,13 +2076,141 @@
                 <w:b w:val="0"/>
                 <w:sz w:val="18"/>
               </w:rPr>
-              <w:t>正式计算，观察射流稳定形态</w:t>
+              <w:t>阶段 3</w:t>
+            </w:r>
+          </w:p>
+        </w:tc>
+        <w:tc>
+          <w:tcPr>
+            <w:tcW w:type="dxa" w:w="2161"/>
+          </w:tcPr>
+          <w:p>
+            <w:r/>
+            <w:r>
+              <w:rPr>
+                <w:rFonts w:ascii="宋体" w:hAnsi="宋体" w:eastAsia="宋体"/>
+                <w:b w:val="0"/>
+                <w:sz w:val="18"/>
+              </w:rPr>
+              <w:t>1e-3~3e-3 s</w:t>
+            </w:r>
+          </w:p>
+        </w:tc>
+        <w:tc>
+          <w:tcPr>
+            <w:tcW w:type="dxa" w:w="2161"/>
+          </w:tcPr>
+          <w:p>
+            <w:r/>
+            <w:r>
+              <w:rPr>
+                <w:rFonts w:ascii="宋体" w:hAnsi="宋体" w:eastAsia="宋体"/>
+                <w:b w:val="0"/>
+                <w:sz w:val="18"/>
+              </w:rPr>
+              <w:t>观察准稳态射流</w:t>
+            </w:r>
+          </w:p>
+        </w:tc>
+        <w:tc>
+          <w:tcPr>
+            <w:tcW w:type="dxa" w:w="2161"/>
+          </w:tcPr>
+          <w:p>
+            <w:r/>
+            <w:r>
+              <w:rPr>
+                <w:rFonts w:ascii="宋体" w:hAnsi="宋体" w:eastAsia="宋体"/>
+                <w:b w:val="0"/>
+                <w:sz w:val="18"/>
+              </w:rPr>
+              <w:t>可用于提取流场参数</w:t>
+            </w:r>
+          </w:p>
+        </w:tc>
+      </w:tr>
+      <w:tr>
+        <w:tc>
+          <w:tcPr>
+            <w:tcW w:type="dxa" w:w="2161"/>
+          </w:tcPr>
+          <w:p>
+            <w:r/>
+            <w:r>
+              <w:rPr>
+                <w:rFonts w:ascii="宋体" w:hAnsi="宋体" w:eastAsia="宋体"/>
+                <w:b w:val="0"/>
+                <w:sz w:val="18"/>
+              </w:rPr>
+              <w:t>阶段 4</w:t>
+            </w:r>
+          </w:p>
+        </w:tc>
+        <w:tc>
+          <w:tcPr>
+            <w:tcW w:type="dxa" w:w="2161"/>
+          </w:tcPr>
+          <w:p>
+            <w:r/>
+            <w:r>
+              <w:rPr>
+                <w:rFonts w:ascii="宋体" w:hAnsi="宋体" w:eastAsia="宋体"/>
+                <w:b w:val="0"/>
+                <w:sz w:val="18"/>
+              </w:rPr>
+              <w:t>必要时延长</w:t>
+            </w:r>
+          </w:p>
+        </w:tc>
+        <w:tc>
+          <w:tcPr>
+            <w:tcW w:type="dxa" w:w="2161"/>
+          </w:tcPr>
+          <w:p>
+            <w:r/>
+            <w:r>
+              <w:rPr>
+                <w:rFonts w:ascii="宋体" w:hAnsi="宋体" w:eastAsia="宋体"/>
+                <w:b w:val="0"/>
+                <w:sz w:val="18"/>
+              </w:rPr>
+              <w:t>判断是否达到准稳态</w:t>
+            </w:r>
+          </w:p>
+        </w:tc>
+        <w:tc>
+          <w:tcPr>
+            <w:tcW w:type="dxa" w:w="2161"/>
+          </w:tcPr>
+          <w:p>
+            <w:r/>
+            <w:r>
+              <w:rPr>
+                <w:rFonts w:ascii="宋体" w:hAnsi="宋体" w:eastAsia="宋体"/>
+                <w:b w:val="0"/>
+                <w:sz w:val="18"/>
+              </w:rPr>
+              <w:t>用于正式后处理</w:t>
             </w:r>
           </w:p>
         </w:tc>
       </w:tr>
     </w:tbl>
     <w:p/>
+    <w:p>
+      <w:pPr>
+        <w:spacing w:line="360" w:lineRule="auto"/>
+        <w:ind w:firstLine="420"/>
+      </w:pPr>
+      <w:r>
+        <w:rPr>
+          <w:rFonts w:ascii="宋体" w:hAnsi="宋体" w:eastAsia="宋体"/>
+          <w:b w:val="0"/>
+          <w:sz w:val="21"/>
+        </w:rPr>
+        <w:t>若采用 tau=1e-3 s，则 t=1e-3 s 时压力约达目标值的 63%。通常应在数个 tau 之后再提取准稳态结果。例如 tau=5e-4 s 时，t 约 2.5e-3 s 后压力基本接近目标值。</w:t>
+      </w:r>
+    </w:p>
     <w:p>
       <w:pPr>
         <w:pStyle w:val="Heading1"/>
@@ -1464,7 +2220,7 @@
           <w:rFonts w:ascii="黑体" w:hAnsi="黑体" w:eastAsia="黑体"/>
           <w:color w:val="000000"/>
         </w:rPr>
-        <w:t>C.4  完整操作检查清单</w:t>
+        <w:t>C.5  完整操作检查清单</w:t>
       </w:r>
     </w:p>
     <w:p>
@@ -1473,7 +2229,7 @@
           <w:rFonts w:ascii="宋体" w:hAnsi="宋体" w:eastAsia="宋体"/>
           <w:sz w:val="21"/>
         </w:rPr>
-        <w:t>□ 1. 几何：泄漏孔四角添加 r=0.05mm 圆角</w:t>
+        <w:t>☐ 1. 几何：泄漏孔四角添加圆角，推荐 r_fillet=d/40</w:t>
       </w:r>
     </w:p>
     <w:p>
@@ -1482,7 +2238,7 @@
           <w:rFonts w:ascii="宋体" w:hAnsi="宋体" w:eastAsia="宋体"/>
           <w:sz w:val="21"/>
         </w:rPr>
-        <w:t>□ 2. 全局参数：新增 t_ramp = 1e-3[s]</w:t>
+        <w:t>☐ 2. 参数：新增 tau=5e-4[s] 或 1e-3[s]</w:t>
       </w:r>
     </w:p>
     <w:p>
@@ -1491,7 +2247,7 @@
           <w:rFonts w:ascii="宋体" w:hAnsi="宋体" w:eastAsia="宋体"/>
           <w:sz w:val="21"/>
         </w:rPr>
-        <w:t>□ 3. 入口边界：压力改为 p_atm + min(t/t_ramp, 1)*p_gauge</w:t>
+        <w:t>☐ 3. 入口边界：压力改为 p_atm + p_gauge*(1-exp(-t/tau))</w:t>
       </w:r>
     </w:p>
     <w:p>
@@ -1500,7 +2256,7 @@
           <w:rFonts w:ascii="宋体" w:hAnsi="宋体" w:eastAsia="宋体"/>
           <w:sz w:val="21"/>
         </w:rPr>
-        <w:t>□ 4. 初始值：全域 p=p_atm，T=T0，u=0，v=0（一个初始值节点）</w:t>
+        <w:t>☐ 4. 外部边界：压力出口保持 p_atm，并设置回流温度 T0</w:t>
       </w:r>
     </w:p>
     <w:p>
@@ -1509,7 +2265,7 @@
           <w:rFonts w:ascii="宋体" w:hAnsi="宋体" w:eastAsia="宋体"/>
           <w:sz w:val="21"/>
         </w:rPr>
-        <w:t>□ 5. 求解器：时间步进 = "严格"</w:t>
+        <w:t>☐ 5. 初始值：全域 p=p_atm，T=T0，u=0，v=0</w:t>
       </w:r>
     </w:p>
     <w:p>
@@ -1518,7 +2274,7 @@
           <w:rFonts w:ascii="宋体" w:hAnsi="宋体" w:eastAsia="宋体"/>
           <w:sz w:val="21"/>
         </w:rPr>
-        <w:t>□ 6. 求解器：初始步=1e-7，最大步=1e-5，最小步=1e-10</w:t>
+        <w:t>☐ 6. 求解器：限制最大时间步，初始阶段建议 1e-7~5e-7 s</w:t>
       </w:r>
     </w:p>
     <w:p>
@@ -1527,7 +2283,7 @@
           <w:rFonts w:ascii="宋体" w:hAnsi="宋体" w:eastAsia="宋体"/>
           <w:sz w:val="21"/>
         </w:rPr>
-        <w:t>□ 7. 求解器：BDF 阶数 = 2</w:t>
+        <w:t>☐ 7. 求解器：最大 BDF 阶数设为 1~2</w:t>
       </w:r>
     </w:p>
     <w:p>
@@ -1536,7 +2292,7 @@
           <w:rFonts w:ascii="宋体" w:hAnsi="宋体" w:eastAsia="宋体"/>
           <w:sz w:val="21"/>
         </w:rPr>
-        <w:t>□ 8. 求解器：相对容差 = 1e-2</w:t>
+        <w:t>☐ 8. 求解器：相对容差先设 1e-2，跑通后收紧到 1e-3</w:t>
       </w:r>
     </w:p>
     <w:p>
@@ -1545,7 +2301,7 @@
           <w:rFonts w:ascii="宋体" w:hAnsi="宋体" w:eastAsia="宋体"/>
           <w:sz w:val="21"/>
         </w:rPr>
-        <w:t>□ 9. 求解器：非线性最大迭代 = 25</w:t>
+        <w:t>☐ 9. 时间范围：先跑 0~2e-4 s，确认正常推进后再延长</w:t>
       </w:r>
     </w:p>
     <w:p>
@@ -1554,16 +2310,7 @@
           <w:rFonts w:ascii="宋体" w:hAnsi="宋体" w:eastAsia="宋体"/>
           <w:sz w:val="21"/>
         </w:rPr>
-        <w:t>□ 10. 时间范围：先跑 range(0, 1e-5, 2e-4) 验证</w:t>
-      </w:r>
-    </w:p>
-    <w:p>
-      <w:r>
-        <w:rPr>
-          <w:rFonts w:ascii="宋体" w:hAnsi="宋体" w:eastAsia="宋体"/>
-          <w:sz w:val="21"/>
-        </w:rPr>
-        <w:t>□ 11. 运行求解器，观察日志中时间步是否正常推进</w:t>
+        <w:t>☐ 10. 后处理：只使用加载完成后的准稳态阶段结果</w:t>
       </w:r>
     </w:p>
     <w:p/>
@@ -1576,7 +2323,7 @@
           <w:rFonts w:ascii="黑体" w:hAnsi="黑体" w:eastAsia="黑体"/>
           <w:color w:val="000000"/>
         </w:rPr>
-        <w:t>C.5  如果仍然出问题的备选措施</w:t>
+        <w:t>C.6  如果仍然出问题的备选措施</w:t>
       </w:r>
     </w:p>
     <w:tbl>
@@ -1587,14 +2334,15 @@
         <w:tblLook w:firstColumn="1" w:firstRow="1" w:lastColumn="0" w:lastRow="0" w:noHBand="0" w:noVBand="1" w:val="04A0"/>
       </w:tblPr>
       <w:tblGrid>
-        <w:gridCol w:w="2882"/>
-        <w:gridCol w:w="2882"/>
-        <w:gridCol w:w="2882"/>
+        <w:gridCol w:w="2161"/>
+        <w:gridCol w:w="2161"/>
+        <w:gridCol w:w="2161"/>
+        <w:gridCol w:w="2161"/>
       </w:tblGrid>
       <w:tr>
         <w:tc>
           <w:tcPr>
-            <w:tcW w:type="dxa" w:w="2882"/>
+            <w:tcW w:type="dxa" w:w="2161"/>
             <w:shd w:fill="D9E2F3" w:val="clear"/>
           </w:tcPr>
           <w:p>
@@ -1611,7 +2359,7 @@
         </w:tc>
         <w:tc>
           <w:tcPr>
-            <w:tcW w:type="dxa" w:w="2882"/>
+            <w:tcW w:type="dxa" w:w="2161"/>
             <w:shd w:fill="D9E2F3" w:val="clear"/>
           </w:tcPr>
           <w:p>
@@ -1628,7 +2376,7 @@
         </w:tc>
         <w:tc>
           <w:tcPr>
-            <w:tcW w:type="dxa" w:w="2882"/>
+            <w:tcW w:type="dxa" w:w="2161"/>
             <w:shd w:fill="D9E2F3" w:val="clear"/>
           </w:tcPr>
           <w:p>
@@ -1639,7 +2387,24 @@
                 <w:b/>
                 <w:sz w:val="18"/>
               </w:rPr>
-              <w:t>操作</w:t>
+              <w:t>具体操作</w:t>
+            </w:r>
+          </w:p>
+        </w:tc>
+        <w:tc>
+          <w:tcPr>
+            <w:tcW w:type="dxa" w:w="2161"/>
+            <w:shd w:fill="D9E2F3" w:val="clear"/>
+          </w:tcPr>
+          <w:p>
+            <w:r/>
+            <w:r>
+              <w:rPr>
+                <w:rFonts w:ascii="宋体" w:hAnsi="宋体" w:eastAsia="宋体"/>
+                <w:b/>
+                <w:sz w:val="18"/>
+              </w:rPr>
+              <w:t>注意事项</w:t>
             </w:r>
           </w:p>
         </w:tc>
@@ -1647,7 +2412,7 @@
       <w:tr>
         <w:tc>
           <w:tcPr>
-            <w:tcW w:type="dxa" w:w="2882"/>
+            <w:tcW w:type="dxa" w:w="2161"/>
           </w:tcPr>
           <w:p>
             <w:r/>
@@ -1663,7 +2428,7 @@
         </w:tc>
         <w:tc>
           <w:tcPr>
-            <w:tcW w:type="dxa" w:w="2882"/>
+            <w:tcW w:type="dxa" w:w="2161"/>
           </w:tcPr>
           <w:p>
             <w:r/>
@@ -1673,13 +2438,13 @@
                 <w:b w:val="0"/>
                 <w:sz w:val="18"/>
               </w:rPr>
-              <w:t>加大圆角</w:t>
+              <w:t>放慢压力加载</w:t>
             </w:r>
           </w:p>
         </w:tc>
         <w:tc>
           <w:tcPr>
-            <w:tcW w:type="dxa" w:w="2882"/>
+            <w:tcW w:type="dxa" w:w="2161"/>
           </w:tcPr>
           <w:p>
             <w:r/>
@@ -1689,7 +2454,23 @@
                 <w:b w:val="0"/>
                 <w:sz w:val="18"/>
               </w:rPr>
-              <w:t>r_fillet 从 0.05 mm 增大到 0.1 mm</w:t>
+              <w:t>tau 增大到 1e-3 或 5e-3 s</w:t>
+            </w:r>
+          </w:p>
+        </w:tc>
+        <w:tc>
+          <w:tcPr>
+            <w:tcW w:type="dxa" w:w="2161"/>
+          </w:tcPr>
+          <w:p>
+            <w:r/>
+            <w:r>
+              <w:rPr>
+                <w:rFonts w:ascii="宋体" w:hAnsi="宋体" w:eastAsia="宋体"/>
+                <w:b w:val="0"/>
+                <w:sz w:val="18"/>
+              </w:rPr>
+              <w:t>最优先</w:t>
             </w:r>
           </w:p>
         </w:tc>
@@ -1697,7 +2478,7 @@
       <w:tr>
         <w:tc>
           <w:tcPr>
-            <w:tcW w:type="dxa" w:w="2882"/>
+            <w:tcW w:type="dxa" w:w="2161"/>
           </w:tcPr>
           <w:p>
             <w:r/>
@@ -1713,7 +2494,7 @@
         </w:tc>
         <w:tc>
           <w:tcPr>
-            <w:tcW w:type="dxa" w:w="2882"/>
+            <w:tcW w:type="dxa" w:w="2161"/>
           </w:tcPr>
           <w:p>
             <w:r/>
@@ -1723,13 +2504,13 @@
                 <w:b w:val="0"/>
                 <w:sz w:val="18"/>
               </w:rPr>
-              <w:t>延长加载时间</w:t>
+              <w:t>检查外部空气域</w:t>
             </w:r>
           </w:p>
         </w:tc>
         <w:tc>
           <w:tcPr>
-            <w:tcW w:type="dxa" w:w="2882"/>
+            <w:tcW w:type="dxa" w:w="2161"/>
           </w:tcPr>
           <w:p>
             <w:r/>
@@ -1739,7 +2520,23 @@
                 <w:b w:val="0"/>
                 <w:sz w:val="18"/>
               </w:rPr>
-              <w:t>t_ramp 从 1e-3 增大到 5e-3 s</w:t>
+              <w:t>提高外部域高度与左右距离</w:t>
+            </w:r>
+          </w:p>
+        </w:tc>
+        <w:tc>
+          <w:tcPr>
+            <w:tcW w:type="dxa" w:w="2161"/>
+          </w:tcPr>
+          <w:p>
+            <w:r/>
+            <w:r>
+              <w:rPr>
+                <w:rFonts w:ascii="宋体" w:hAnsi="宋体" w:eastAsia="宋体"/>
+                <w:b w:val="0"/>
+                <w:sz w:val="18"/>
+              </w:rPr>
+              <w:t>远场不应出现大面积高速区</w:t>
             </w:r>
           </w:p>
         </w:tc>
@@ -1747,7 +2544,7 @@
       <w:tr>
         <w:tc>
           <w:tcPr>
-            <w:tcW w:type="dxa" w:w="2882"/>
+            <w:tcW w:type="dxa" w:w="2161"/>
           </w:tcPr>
           <w:p>
             <w:r/>
@@ -1763,7 +2560,7 @@
         </w:tc>
         <w:tc>
           <w:tcPr>
-            <w:tcW w:type="dxa" w:w="2882"/>
+            <w:tcW w:type="dxa" w:w="2161"/>
           </w:tcPr>
           <w:p>
             <w:r/>
@@ -1773,13 +2570,13 @@
                 <w:b w:val="0"/>
                 <w:sz w:val="18"/>
               </w:rPr>
-              <w:t>开启人工扩散</w:t>
+              <w:t>增加孔口圆角</w:t>
             </w:r>
           </w:p>
         </w:tc>
         <w:tc>
           <w:tcPr>
-            <w:tcW w:type="dxa" w:w="2882"/>
+            <w:tcW w:type="dxa" w:w="2161"/>
           </w:tcPr>
           <w:p>
             <w:r/>
@@ -1789,7 +2586,23 @@
                 <w:b w:val="0"/>
                 <w:sz w:val="18"/>
               </w:rPr>
-              <w:t>高马赫数流动→数值稳定→各向同性扩散，δ=0.25~0.5</w:t>
+              <w:t>d=2mm 时增至 0.1 mm</w:t>
+            </w:r>
+          </w:p>
+        </w:tc>
+        <w:tc>
+          <w:tcPr>
+            <w:tcW w:type="dxa" w:w="2161"/>
+          </w:tcPr>
+          <w:p>
+            <w:r/>
+            <w:r>
+              <w:rPr>
+                <w:rFonts w:ascii="宋体" w:hAnsi="宋体" w:eastAsia="宋体"/>
+                <w:b w:val="0"/>
+                <w:sz w:val="18"/>
+              </w:rPr>
+              <w:t>正式结果需说明几何影响</w:t>
             </w:r>
           </w:p>
         </w:tc>
@@ -1797,7 +2610,7 @@
       <w:tr>
         <w:tc>
           <w:tcPr>
-            <w:tcW w:type="dxa" w:w="2882"/>
+            <w:tcW w:type="dxa" w:w="2161"/>
           </w:tcPr>
           <w:p>
             <w:r/>
@@ -1813,7 +2626,7 @@
         </w:tc>
         <w:tc>
           <w:tcPr>
-            <w:tcW w:type="dxa" w:w="2882"/>
+            <w:tcW w:type="dxa" w:w="2161"/>
           </w:tcPr>
           <w:p>
             <w:r/>
@@ -1823,13 +2636,13 @@
                 <w:b w:val="0"/>
                 <w:sz w:val="18"/>
               </w:rPr>
-              <w:t>进一步放宽容差</w:t>
+              <w:t>优化网格质量</w:t>
             </w:r>
           </w:p>
         </w:tc>
         <w:tc>
           <w:tcPr>
-            <w:tcW w:type="dxa" w:w="2882"/>
+            <w:tcW w:type="dxa" w:w="2161"/>
           </w:tcPr>
           <w:p>
             <w:r/>
@@ -1839,7 +2652,23 @@
                 <w:b w:val="0"/>
                 <w:sz w:val="18"/>
               </w:rPr>
-              <w:t>相对容差临时放宽至 5e-2</w:t>
+              <w:t>孔口尺寸取 d/15~d/20</w:t>
+            </w:r>
+          </w:p>
+        </w:tc>
+        <w:tc>
+          <w:tcPr>
+            <w:tcW w:type="dxa" w:w="2161"/>
+          </w:tcPr>
+          <w:p>
+            <w:r/>
+            <w:r>
+              <w:rPr>
+                <w:rFonts w:ascii="宋体" w:hAnsi="宋体" w:eastAsia="宋体"/>
+                <w:b w:val="0"/>
+                <w:sz w:val="18"/>
+              </w:rPr>
+              <w:t>不要盲目过度加密</w:t>
             </w:r>
           </w:p>
         </w:tc>
@@ -1847,7 +2676,7 @@
       <w:tr>
         <w:tc>
           <w:tcPr>
-            <w:tcW w:type="dxa" w:w="2882"/>
+            <w:tcW w:type="dxa" w:w="2161"/>
           </w:tcPr>
           <w:p>
             <w:r/>
@@ -1863,7 +2692,7 @@
         </w:tc>
         <w:tc>
           <w:tcPr>
-            <w:tcW w:type="dxa" w:w="2882"/>
+            <w:tcW w:type="dxa" w:w="2161"/>
           </w:tcPr>
           <w:p>
             <w:r/>
@@ -1873,13 +2702,13 @@
                 <w:b w:val="0"/>
                 <w:sz w:val="18"/>
               </w:rPr>
-              <w:t>加密孔口网格</w:t>
+              <w:t>放宽容差</w:t>
             </w:r>
           </w:p>
         </w:tc>
         <w:tc>
           <w:tcPr>
-            <w:tcW w:type="dxa" w:w="2882"/>
+            <w:tcW w:type="dxa" w:w="2161"/>
           </w:tcPr>
           <w:p>
             <w:r/>
@@ -1889,7 +2718,23 @@
                 <w:b w:val="0"/>
                 <w:sz w:val="18"/>
               </w:rPr>
-              <w:t>孔口最小单元用 d/15 替代 d/10</w:t>
+              <w:t>临时放宽至 5e-2</w:t>
+            </w:r>
+          </w:p>
+        </w:tc>
+        <w:tc>
+          <w:tcPr>
+            <w:tcW w:type="dxa" w:w="2161"/>
+          </w:tcPr>
+          <w:p>
+            <w:r/>
+            <w:r>
+              <w:rPr>
+                <w:rFonts w:ascii="宋体" w:hAnsi="宋体" w:eastAsia="宋体"/>
+                <w:b w:val="0"/>
+                <w:sz w:val="18"/>
+              </w:rPr>
+              <w:t>仅用于跑通</w:t>
             </w:r>
           </w:p>
         </w:tc>
@@ -1897,7 +2742,7 @@
       <w:tr>
         <w:tc>
           <w:tcPr>
-            <w:tcW w:type="dxa" w:w="2882"/>
+            <w:tcW w:type="dxa" w:w="2161"/>
           </w:tcPr>
           <w:p>
             <w:r/>
@@ -1913,7 +2758,7 @@
         </w:tc>
         <w:tc>
           <w:tcPr>
-            <w:tcW w:type="dxa" w:w="2882"/>
+            <w:tcW w:type="dxa" w:w="2161"/>
           </w:tcPr>
           <w:p>
             <w:r/>
@@ -1923,13 +2768,13 @@
                 <w:b w:val="0"/>
                 <w:sz w:val="18"/>
               </w:rPr>
-              <w:t>改用分离式求解器</w:t>
+              <w:t>降低目标压力</w:t>
             </w:r>
           </w:p>
         </w:tc>
         <w:tc>
           <w:tcPr>
-            <w:tcW w:type="dxa" w:w="2882"/>
+            <w:tcW w:type="dxa" w:w="2161"/>
           </w:tcPr>
           <w:p>
             <w:r/>
@@ -1939,7 +2784,23 @@
                 <w:b w:val="0"/>
                 <w:sz w:val="18"/>
               </w:rPr>
-              <w:t>从"完全耦合"改为"分离"</w:t>
+              <w:t>先用 0.3 MPa 跑通</w:t>
+            </w:r>
+          </w:p>
+        </w:tc>
+        <w:tc>
+          <w:tcPr>
+            <w:tcW w:type="dxa" w:w="2161"/>
+          </w:tcPr>
+          <w:p>
+            <w:r/>
+            <w:r>
+              <w:rPr>
+                <w:rFonts w:ascii="宋体" w:hAnsi="宋体" w:eastAsia="宋体"/>
+                <w:b w:val="0"/>
+                <w:sz w:val="18"/>
+              </w:rPr>
+              <w:t>用于定位问题</w:t>
             </w:r>
           </w:p>
         </w:tc>
@@ -1947,7 +2808,7 @@
       <w:tr>
         <w:tc>
           <w:tcPr>
-            <w:tcW w:type="dxa" w:w="2882"/>
+            <w:tcW w:type="dxa" w:w="2161"/>
           </w:tcPr>
           <w:p>
             <w:r/>
@@ -1963,7 +2824,7 @@
         </w:tc>
         <w:tc>
           <w:tcPr>
-            <w:tcW w:type="dxa" w:w="2882"/>
+            <w:tcW w:type="dxa" w:w="2161"/>
           </w:tcPr>
           <w:p>
             <w:r/>
@@ -1973,13 +2834,13 @@
                 <w:b w:val="0"/>
                 <w:sz w:val="18"/>
               </w:rPr>
-              <w:t>降低目标压力</w:t>
+              <w:t>换求解策略</w:t>
             </w:r>
           </w:p>
         </w:tc>
         <w:tc>
           <w:tcPr>
-            <w:tcW w:type="dxa" w:w="2882"/>
+            <w:tcW w:type="dxa" w:w="2161"/>
           </w:tcPr>
           <w:p>
             <w:r/>
@@ -1989,7 +2850,388 @@
                 <w:b w:val="0"/>
                 <w:sz w:val="18"/>
               </w:rPr>
-              <w:t>先用 p_gauge=0.3MPa 跑通，再逐步提高</w:t>
+              <w:t>完全耦合改为分离式</w:t>
+            </w:r>
+          </w:p>
+        </w:tc>
+        <w:tc>
+          <w:tcPr>
+            <w:tcW w:type="dxa" w:w="2161"/>
+          </w:tcPr>
+          <w:p>
+            <w:r/>
+            <w:r>
+              <w:rPr>
+                <w:rFonts w:ascii="宋体" w:hAnsi="宋体" w:eastAsia="宋体"/>
+                <w:b w:val="0"/>
+                <w:sz w:val="18"/>
+              </w:rPr>
+              <w:t>或先用 SA 跑通再转 SST</w:t>
+            </w:r>
+          </w:p>
+        </w:tc>
+      </w:tr>
+      <w:tr>
+        <w:tc>
+          <w:tcPr>
+            <w:tcW w:type="dxa" w:w="2161"/>
+          </w:tcPr>
+          <w:p>
+            <w:r/>
+            <w:r>
+              <w:rPr>
+                <w:rFonts w:ascii="宋体" w:hAnsi="宋体" w:eastAsia="宋体"/>
+                <w:b w:val="0"/>
+                <w:sz w:val="18"/>
+              </w:rPr>
+              <w:t>8</w:t>
+            </w:r>
+          </w:p>
+        </w:tc>
+        <w:tc>
+          <w:tcPr>
+            <w:tcW w:type="dxa" w:w="2161"/>
+          </w:tcPr>
+          <w:p>
+            <w:r/>
+            <w:r>
+              <w:rPr>
+                <w:rFonts w:ascii="宋体" w:hAnsi="宋体" w:eastAsia="宋体"/>
+                <w:b w:val="0"/>
+                <w:sz w:val="18"/>
+              </w:rPr>
+              <w:t>人工扩散</w:t>
+            </w:r>
+          </w:p>
+        </w:tc>
+        <w:tc>
+          <w:tcPr>
+            <w:tcW w:type="dxa" w:w="2161"/>
+          </w:tcPr>
+          <w:p>
+            <w:r/>
+            <w:r>
+              <w:rPr>
+                <w:rFonts w:ascii="宋体" w:hAnsi="宋体" w:eastAsia="宋体"/>
+                <w:b w:val="0"/>
+                <w:sz w:val="18"/>
+              </w:rPr>
+              <w:t>各向同性扩散 delta=0.25~0.5</w:t>
+            </w:r>
+          </w:p>
+        </w:tc>
+        <w:tc>
+          <w:tcPr>
+            <w:tcW w:type="dxa" w:w="2161"/>
+          </w:tcPr>
+          <w:p>
+            <w:r/>
+            <w:r>
+              <w:rPr>
+                <w:rFonts w:ascii="宋体" w:hAnsi="宋体" w:eastAsia="宋体"/>
+                <w:b w:val="0"/>
+                <w:sz w:val="18"/>
+              </w:rPr>
+              <w:t>最后手段，需说明对结果影响</w:t>
+            </w:r>
+          </w:p>
+        </w:tc>
+      </w:tr>
+    </w:tbl>
+    <w:p/>
+    <w:p>
+      <w:pPr>
+        <w:pStyle w:val="Heading1"/>
+      </w:pPr>
+      <w:r>
+        <w:rPr>
+          <w:rFonts w:ascii="黑体" w:hAnsi="黑体" w:eastAsia="黑体"/>
+          <w:color w:val="000000"/>
+        </w:rPr>
+        <w:t>C.7  修正成功后的判据</w:t>
+      </w:r>
+    </w:p>
+    <w:tbl>
+      <w:tblPr>
+        <w:tblStyle w:val="TableGrid"/>
+        <w:tblW w:type="auto" w:w="0"/>
+        <w:jc w:val="center"/>
+        <w:tblLook w:firstColumn="1" w:firstRow="1" w:lastColumn="0" w:lastRow="0" w:noHBand="0" w:noVBand="1" w:val="04A0"/>
+      </w:tblPr>
+      <w:tblGrid>
+        <w:gridCol w:w="4323"/>
+        <w:gridCol w:w="4323"/>
+      </w:tblGrid>
+      <w:tr>
+        <w:tc>
+          <w:tcPr>
+            <w:tcW w:type="dxa" w:w="4323"/>
+            <w:shd w:fill="D9E2F3" w:val="clear"/>
+          </w:tcPr>
+          <w:p>
+            <w:r/>
+            <w:r>
+              <w:rPr>
+                <w:rFonts w:ascii="宋体" w:hAnsi="宋体" w:eastAsia="宋体"/>
+                <w:b/>
+                <w:sz w:val="18"/>
+              </w:rPr>
+              <w:t>位置/指标</w:t>
+            </w:r>
+          </w:p>
+        </w:tc>
+        <w:tc>
+          <w:tcPr>
+            <w:tcW w:type="dxa" w:w="4323"/>
+            <w:shd w:fill="D9E2F3" w:val="clear"/>
+          </w:tcPr>
+          <w:p>
+            <w:r/>
+            <w:r>
+              <w:rPr>
+                <w:rFonts w:ascii="宋体" w:hAnsi="宋体" w:eastAsia="宋体"/>
+                <w:b/>
+                <w:sz w:val="18"/>
+              </w:rPr>
+              <w:t>正常现象</w:t>
+            </w:r>
+          </w:p>
+        </w:tc>
+      </w:tr>
+      <w:tr>
+        <w:tc>
+          <w:tcPr>
+            <w:tcW w:type="dxa" w:w="4323"/>
+          </w:tcPr>
+          <w:p>
+            <w:r/>
+            <w:r>
+              <w:rPr>
+                <w:rFonts w:ascii="宋体" w:hAnsi="宋体" w:eastAsia="宋体"/>
+                <w:b w:val="0"/>
+                <w:sz w:val="18"/>
+              </w:rPr>
+              <w:t>泄漏孔喉部</w:t>
+            </w:r>
+          </w:p>
+        </w:tc>
+        <w:tc>
+          <w:tcPr>
+            <w:tcW w:type="dxa" w:w="4323"/>
+          </w:tcPr>
+          <w:p>
+            <w:r/>
+            <w:r>
+              <w:rPr>
+                <w:rFonts w:ascii="宋体" w:hAnsi="宋体" w:eastAsia="宋体"/>
+                <w:b w:val="0"/>
+                <w:sz w:val="18"/>
+              </w:rPr>
+              <w:t>速度和马赫数应接近壅塞流临界状态，Ma 约接近 1</w:t>
+            </w:r>
+          </w:p>
+        </w:tc>
+      </w:tr>
+      <w:tr>
+        <w:tc>
+          <w:tcPr>
+            <w:tcW w:type="dxa" w:w="4323"/>
+          </w:tcPr>
+          <w:p>
+            <w:r/>
+            <w:r>
+              <w:rPr>
+                <w:rFonts w:ascii="宋体" w:hAnsi="宋体" w:eastAsia="宋体"/>
+                <w:b w:val="0"/>
+                <w:sz w:val="18"/>
+              </w:rPr>
+              <w:t>孔口外射流核心</w:t>
+            </w:r>
+          </w:p>
+        </w:tc>
+        <w:tc>
+          <w:tcPr>
+            <w:tcW w:type="dxa" w:w="4323"/>
+          </w:tcPr>
+          <w:p>
+            <w:r/>
+            <w:r>
+              <w:rPr>
+                <w:rFonts w:ascii="宋体" w:hAnsi="宋体" w:eastAsia="宋体"/>
+                <w:b w:val="0"/>
+                <w:sz w:val="18"/>
+              </w:rPr>
+              <w:t>可出现局部更高速度，集中在孔口下游射流区域</w:t>
+            </w:r>
+          </w:p>
+        </w:tc>
+      </w:tr>
+      <w:tr>
+        <w:tc>
+          <w:tcPr>
+            <w:tcW w:type="dxa" w:w="4323"/>
+          </w:tcPr>
+          <w:p>
+            <w:r/>
+            <w:r>
+              <w:rPr>
+                <w:rFonts w:ascii="宋体" w:hAnsi="宋体" w:eastAsia="宋体"/>
+                <w:b w:val="0"/>
+                <w:sz w:val="18"/>
+              </w:rPr>
+              <w:t>外部远边界</w:t>
+            </w:r>
+          </w:p>
+        </w:tc>
+        <w:tc>
+          <w:tcPr>
+            <w:tcW w:type="dxa" w:w="4323"/>
+          </w:tcPr>
+          <w:p>
+            <w:r/>
+            <w:r>
+              <w:rPr>
+                <w:rFonts w:ascii="宋体" w:hAnsi="宋体" w:eastAsia="宋体"/>
+                <w:b w:val="0"/>
+                <w:sz w:val="18"/>
+              </w:rPr>
+              <w:t>不应出现大面积红色高速区</w:t>
+            </w:r>
+          </w:p>
+        </w:tc>
+      </w:tr>
+      <w:tr>
+        <w:tc>
+          <w:tcPr>
+            <w:tcW w:type="dxa" w:w="4323"/>
+          </w:tcPr>
+          <w:p>
+            <w:r/>
+            <w:r>
+              <w:rPr>
+                <w:rFonts w:ascii="宋体" w:hAnsi="宋体" w:eastAsia="宋体"/>
+                <w:b w:val="0"/>
+                <w:sz w:val="18"/>
+              </w:rPr>
+              <w:t>管道内部远离孔口处</w:t>
+            </w:r>
+          </w:p>
+        </w:tc>
+        <w:tc>
+          <w:tcPr>
+            <w:tcW w:type="dxa" w:w="4323"/>
+          </w:tcPr>
+          <w:p>
+            <w:r/>
+            <w:r>
+              <w:rPr>
+                <w:rFonts w:ascii="宋体" w:hAnsi="宋体" w:eastAsia="宋体"/>
+                <w:b w:val="0"/>
+                <w:sz w:val="18"/>
+              </w:rPr>
+              <w:t>速度应接近 0，不应大范围高速流动</w:t>
+            </w:r>
+          </w:p>
+        </w:tc>
+      </w:tr>
+      <w:tr>
+        <w:tc>
+          <w:tcPr>
+            <w:tcW w:type="dxa" w:w="4323"/>
+          </w:tcPr>
+          <w:p>
+            <w:r/>
+            <w:r>
+              <w:rPr>
+                <w:rFonts w:ascii="宋体" w:hAnsi="宋体" w:eastAsia="宋体"/>
+                <w:b w:val="0"/>
+                <w:sz w:val="18"/>
+              </w:rPr>
+              <w:t>质量流量曲线</w:t>
+            </w:r>
+          </w:p>
+        </w:tc>
+        <w:tc>
+          <w:tcPr>
+            <w:tcW w:type="dxa" w:w="4323"/>
+          </w:tcPr>
+          <w:p>
+            <w:r/>
+            <w:r>
+              <w:rPr>
+                <w:rFonts w:ascii="宋体" w:hAnsi="宋体" w:eastAsia="宋体"/>
+                <w:b w:val="0"/>
+                <w:sz w:val="18"/>
+              </w:rPr>
+              <w:t>初期随入口压力升高变化，加载完成后趋于准稳定</w:t>
+            </w:r>
+          </w:p>
+        </w:tc>
+      </w:tr>
+      <w:tr>
+        <w:tc>
+          <w:tcPr>
+            <w:tcW w:type="dxa" w:w="4323"/>
+          </w:tcPr>
+          <w:p>
+            <w:r/>
+            <w:r>
+              <w:rPr>
+                <w:rFonts w:ascii="宋体" w:hAnsi="宋体" w:eastAsia="宋体"/>
+                <w:b w:val="0"/>
+                <w:sz w:val="18"/>
+              </w:rPr>
+              <w:t>最大速度曲线</w:t>
+            </w:r>
+          </w:p>
+        </w:tc>
+        <w:tc>
+          <w:tcPr>
+            <w:tcW w:type="dxa" w:w="4323"/>
+          </w:tcPr>
+          <w:p>
+            <w:r/>
+            <w:r>
+              <w:rPr>
+                <w:rFonts w:ascii="宋体" w:hAnsi="宋体" w:eastAsia="宋体"/>
+                <w:b w:val="0"/>
+                <w:sz w:val="18"/>
+              </w:rPr>
+              <w:t>加载阶段可上升，加载完成后不应持续发散</w:t>
+            </w:r>
+          </w:p>
+        </w:tc>
+      </w:tr>
+      <w:tr>
+        <w:tc>
+          <w:tcPr>
+            <w:tcW w:type="dxa" w:w="4323"/>
+          </w:tcPr>
+          <w:p>
+            <w:r/>
+            <w:r>
+              <w:rPr>
+                <w:rFonts w:ascii="宋体" w:hAnsi="宋体" w:eastAsia="宋体"/>
+                <w:b w:val="0"/>
+                <w:sz w:val="18"/>
+              </w:rPr>
+              <w:t>压力云图</w:t>
+            </w:r>
+          </w:p>
+        </w:tc>
+        <w:tc>
+          <w:tcPr>
+            <w:tcW w:type="dxa" w:w="4323"/>
+          </w:tcPr>
+          <w:p>
+            <w:r/>
+            <w:r>
+              <w:rPr>
+                <w:rFonts w:ascii="宋体" w:hAnsi="宋体" w:eastAsia="宋体"/>
+                <w:b w:val="0"/>
+                <w:sz w:val="18"/>
+              </w:rPr>
+              <w:t>高压主要保持在管内，压降集中在泄漏孔及孔口附近</w:t>
             </w:r>
           </w:p>
         </w:tc>
